--- a/lab1/lab1_звіт.docx
+++ b/lab1/lab1_звіт.docx
@@ -440,7 +440,25 @@
           <w:szCs w:val="28"/>
           <w:lang w:val="uk-UA"/>
         </w:rPr>
-        <w:t>Виконав:</w:t>
+        <w:t>Викона</w:t>
+      </w:r>
+      <w:r>
+        <w:rPr>
+          <w:rFonts w:ascii="Times New Roman" w:eastAsia="Calibri" w:hAnsi="Times New Roman" w:cs="Times New Roman"/>
+          <w:sz w:val="28"/>
+          <w:szCs w:val="28"/>
+          <w:lang w:val="uk-UA"/>
+        </w:rPr>
+        <w:t>ла</w:t>
+      </w:r>
+      <w:r>
+        <w:rPr>
+          <w:rFonts w:ascii="Times New Roman" w:eastAsia="Calibri" w:hAnsi="Times New Roman" w:cs="Times New Roman"/>
+          <w:sz w:val="28"/>
+          <w:szCs w:val="28"/>
+          <w:lang w:val="uk-UA"/>
+        </w:rPr>
+        <w:t>:</w:t>
       </w:r>
     </w:p>
     <w:p>
@@ -461,7 +479,25 @@
           <w:szCs w:val="28"/>
           <w:lang w:val="uk-UA"/>
         </w:rPr>
-        <w:t>студент групи ІМ-</w:t>
+        <w:t>студент</w:t>
+      </w:r>
+      <w:r>
+        <w:rPr>
+          <w:rFonts w:ascii="Times New Roman" w:eastAsia="Calibri" w:hAnsi="Times New Roman" w:cs="Times New Roman"/>
+          <w:sz w:val="28"/>
+          <w:szCs w:val="28"/>
+          <w:lang w:val="uk-UA"/>
+        </w:rPr>
+        <w:t>ка</w:t>
+      </w:r>
+      <w:r>
+        <w:rPr>
+          <w:rFonts w:ascii="Times New Roman" w:eastAsia="Calibri" w:hAnsi="Times New Roman" w:cs="Times New Roman"/>
+          <w:sz w:val="28"/>
+          <w:szCs w:val="28"/>
+          <w:lang w:val="uk-UA"/>
+        </w:rPr>
+        <w:t xml:space="preserve"> групи ІМ-</w:t>
       </w:r>
       <w:r>
         <w:rPr>
@@ -562,47 +598,7 @@
           <w:szCs w:val="28"/>
           <w:lang w:val="uk-UA"/>
         </w:rPr>
-        <w:t xml:space="preserve">ст. </w:t>
-      </w:r>
-      <w:proofErr w:type="spellStart"/>
-      <w:r>
-        <w:rPr>
-          <w:rFonts w:ascii="Times New Roman" w:eastAsia="Calibri" w:hAnsi="Times New Roman" w:cs="Times New Roman"/>
-          <w:sz w:val="28"/>
-          <w:szCs w:val="28"/>
-          <w:lang w:val="uk-UA"/>
-        </w:rPr>
-        <w:t>викл</w:t>
-      </w:r>
-      <w:proofErr w:type="spellEnd"/>
-      <w:r>
-        <w:rPr>
-          <w:rFonts w:ascii="Times New Roman" w:eastAsia="Calibri" w:hAnsi="Times New Roman" w:cs="Times New Roman"/>
-          <w:sz w:val="28"/>
-          <w:szCs w:val="28"/>
-          <w:lang w:val="uk-UA"/>
-        </w:rPr>
-        <w:t xml:space="preserve">. </w:t>
-      </w:r>
-      <w:proofErr w:type="spellStart"/>
-      <w:r>
-        <w:rPr>
-          <w:rFonts w:ascii="Times New Roman" w:eastAsia="Calibri" w:hAnsi="Times New Roman" w:cs="Times New Roman"/>
-          <w:sz w:val="28"/>
-          <w:szCs w:val="28"/>
-          <w:lang w:val="uk-UA"/>
-        </w:rPr>
-        <w:t>Череватенко</w:t>
-      </w:r>
-      <w:proofErr w:type="spellEnd"/>
-      <w:r>
-        <w:rPr>
-          <w:rFonts w:ascii="Times New Roman" w:eastAsia="Calibri" w:hAnsi="Times New Roman" w:cs="Times New Roman"/>
-          <w:sz w:val="28"/>
-          <w:szCs w:val="28"/>
-          <w:lang w:val="uk-UA"/>
-        </w:rPr>
-        <w:t xml:space="preserve"> О.В.</w:t>
+        <w:t>ст. викл. Череватенко О.В.</w:t>
       </w:r>
     </w:p>
     <w:p>
@@ -898,6 +894,7 @@
         <w:rPr>
           <w:rFonts w:ascii="Times New Roman" w:hAnsi="Times New Roman" w:cs="Times New Roman"/>
           <w:bCs/>
+          <w:noProof/>
           <w:sz w:val="28"/>
           <w:lang w:val="uk-UA"/>
         </w:rPr>
@@ -981,27 +978,7 @@
           <w:sz w:val="28"/>
           <w:lang w:val="uk-UA"/>
         </w:rPr>
-        <w:t xml:space="preserve">Задано дійсне число x. Визначити значення заданої за варіантом кусочно-безперервної функції y(x), якщо воно існує, або вивести на екран повідомлення про </w:t>
-      </w:r>
-      <w:proofErr w:type="spellStart"/>
-      <w:r>
-        <w:rPr>
-          <w:rFonts w:ascii="Times New Roman" w:hAnsi="Times New Roman" w:cs="Times New Roman"/>
-          <w:bCs/>
-          <w:sz w:val="28"/>
-          <w:lang w:val="uk-UA"/>
-        </w:rPr>
-        <w:t>неіснування</w:t>
-      </w:r>
-      <w:proofErr w:type="spellEnd"/>
-      <w:r>
-        <w:rPr>
-          <w:rFonts w:ascii="Times New Roman" w:hAnsi="Times New Roman" w:cs="Times New Roman"/>
-          <w:bCs/>
-          <w:sz w:val="28"/>
-          <w:lang w:val="uk-UA"/>
-        </w:rPr>
-        <w:t xml:space="preserve"> функції для заданого x.</w:t>
+        <w:t>Задано дійсне число x. Визначити значення заданої за варіантом кусочно-безперервної функції y(x), якщо воно існує, або вивести на екран повідомлення про неіснування функції для заданого x.</w:t>
       </w:r>
     </w:p>
     <w:p>
@@ -1256,6 +1233,7 @@
           <w:rFonts w:ascii="Times New Roman" w:hAnsi="Times New Roman" w:cs="Times New Roman"/>
           <w:b/>
           <w:bCs/>
+          <w:noProof/>
           <w:sz w:val="32"/>
           <w:szCs w:val="20"/>
           <w:lang w:val="uk-UA"/>
@@ -1313,6 +1291,7 @@
           <w:rFonts w:ascii="Times New Roman" w:hAnsi="Times New Roman" w:cs="Times New Roman"/>
           <w:b/>
           <w:bCs/>
+          <w:noProof/>
           <w:sz w:val="32"/>
           <w:szCs w:val="20"/>
           <w:lang w:val="uk-UA"/>
@@ -1370,6 +1349,7 @@
           <w:rFonts w:ascii="Times New Roman" w:hAnsi="Times New Roman" w:cs="Times New Roman"/>
           <w:b/>
           <w:bCs/>
+          <w:noProof/>
           <w:sz w:val="32"/>
           <w:szCs w:val="20"/>
           <w:lang w:val="uk-UA"/>
@@ -1481,9 +1461,11 @@
           <w:lang w:val="uk-UA"/>
         </w:rPr>
         <w:lastRenderedPageBreak/>
-        <w:t xml:space="preserve">Тестування </w:t>
-      </w:r>
-      <w:r>
+        <w:t>Тестування 2 програми</w:t>
+      </w:r>
+    </w:p>
+    <w:p>
+      <w:pPr>
         <w:rPr>
           <w:rFonts w:ascii="Times New Roman" w:hAnsi="Times New Roman" w:cs="Times New Roman"/>
           <w:b/>
@@ -1492,36 +1474,13 @@
           <w:szCs w:val="20"/>
           <w:lang w:val="uk-UA"/>
         </w:rPr>
-        <w:t>2</w:t>
-      </w:r>
+      </w:pPr>
       <w:r>
         <w:rPr>
           <w:rFonts w:ascii="Times New Roman" w:hAnsi="Times New Roman" w:cs="Times New Roman"/>
           <w:b/>
           <w:bCs/>
-          <w:sz w:val="32"/>
-          <w:szCs w:val="20"/>
-          <w:lang w:val="uk-UA"/>
-        </w:rPr>
-        <w:t xml:space="preserve"> програми</w:t>
-      </w:r>
-    </w:p>
-    <w:p>
-      <w:pPr>
-        <w:rPr>
-          <w:rFonts w:ascii="Times New Roman" w:hAnsi="Times New Roman" w:cs="Times New Roman"/>
-          <w:b/>
-          <w:bCs/>
-          <w:sz w:val="32"/>
-          <w:szCs w:val="20"/>
-          <w:lang w:val="uk-UA"/>
-        </w:rPr>
-      </w:pPr>
-      <w:r>
-        <w:rPr>
-          <w:rFonts w:ascii="Times New Roman" w:hAnsi="Times New Roman" w:cs="Times New Roman"/>
-          <w:b/>
-          <w:bCs/>
+          <w:noProof/>
           <w:sz w:val="32"/>
           <w:szCs w:val="20"/>
           <w:lang w:val="uk-UA"/>
@@ -1579,6 +1538,7 @@
           <w:rFonts w:ascii="Times New Roman" w:hAnsi="Times New Roman" w:cs="Times New Roman"/>
           <w:b/>
           <w:bCs/>
+          <w:noProof/>
           <w:sz w:val="32"/>
           <w:szCs w:val="20"/>
           <w:lang w:val="uk-UA"/>
@@ -1645,6 +1605,7 @@
           <w:rFonts w:ascii="Times New Roman" w:hAnsi="Times New Roman" w:cs="Times New Roman"/>
           <w:b/>
           <w:bCs/>
+          <w:noProof/>
           <w:sz w:val="32"/>
           <w:szCs w:val="20"/>
           <w:lang w:val="uk-UA"/>
@@ -1884,509 +1845,207 @@
           <w:szCs w:val="21"/>
           <w:lang w:eastAsia="en-GB"/>
         </w:rPr>
-        <w:t>#include &lt;</w:t>
-      </w:r>
-      <w:proofErr w:type="spellStart"/>
-      <w:r>
-        <w:rPr>
-          <w:rFonts w:ascii="Consolas" w:eastAsia="Times New Roman" w:hAnsi="Consolas" w:cs="Times New Roman"/>
-          <w:color w:val="BBBEBF"/>
-          <w:sz w:val="21"/>
-          <w:szCs w:val="21"/>
-          <w:lang w:eastAsia="en-GB"/>
-        </w:rPr>
-        <w:t>iostream</w:t>
-      </w:r>
-      <w:proofErr w:type="spellEnd"/>
-      <w:r>
-        <w:rPr>
-          <w:rFonts w:ascii="Consolas" w:eastAsia="Times New Roman" w:hAnsi="Consolas" w:cs="Times New Roman"/>
-          <w:color w:val="BBBEBF"/>
-          <w:sz w:val="21"/>
-          <w:szCs w:val="21"/>
-          <w:lang w:eastAsia="en-GB"/>
-        </w:rPr>
-        <w:t>&gt;</w:t>
-      </w:r>
-    </w:p>
-    <w:p>
-      <w:pPr>
-        <w:shd w:val="clear" w:color="auto" w:fill="121314"/>
-        <w:spacing w:after="0" w:line="285" w:lineRule="atLeast"/>
-        <w:rPr>
-          <w:rFonts w:ascii="Consolas" w:eastAsia="Times New Roman" w:hAnsi="Consolas" w:cs="Times New Roman"/>
-          <w:color w:val="BBBEBF"/>
-          <w:sz w:val="21"/>
-          <w:szCs w:val="21"/>
-          <w:lang w:eastAsia="en-GB"/>
-        </w:rPr>
-      </w:pPr>
-      <w:proofErr w:type="spellStart"/>
-      <w:r>
-        <w:rPr>
-          <w:rFonts w:ascii="Consolas" w:eastAsia="Times New Roman" w:hAnsi="Consolas" w:cs="Times New Roman"/>
-          <w:color w:val="BBBEBF"/>
-          <w:sz w:val="21"/>
-          <w:szCs w:val="21"/>
-          <w:lang w:eastAsia="en-GB"/>
-        </w:rPr>
-        <w:t>using</w:t>
-      </w:r>
-      <w:proofErr w:type="spellEnd"/>
-      <w:r>
-        <w:rPr>
-          <w:rFonts w:ascii="Consolas" w:eastAsia="Times New Roman" w:hAnsi="Consolas" w:cs="Times New Roman"/>
-          <w:color w:val="BBBEBF"/>
-          <w:sz w:val="21"/>
-          <w:szCs w:val="21"/>
-          <w:lang w:eastAsia="en-GB"/>
-        </w:rPr>
-        <w:t xml:space="preserve"> </w:t>
-      </w:r>
-      <w:proofErr w:type="spellStart"/>
-      <w:r>
-        <w:rPr>
-          <w:rFonts w:ascii="Consolas" w:eastAsia="Times New Roman" w:hAnsi="Consolas" w:cs="Times New Roman"/>
-          <w:color w:val="BBBEBF"/>
-          <w:sz w:val="21"/>
-          <w:szCs w:val="21"/>
-          <w:lang w:eastAsia="en-GB"/>
-        </w:rPr>
-        <w:t>namespace</w:t>
-      </w:r>
-      <w:proofErr w:type="spellEnd"/>
-      <w:r>
-        <w:rPr>
-          <w:rFonts w:ascii="Consolas" w:eastAsia="Times New Roman" w:hAnsi="Consolas" w:cs="Times New Roman"/>
-          <w:color w:val="BBBEBF"/>
-          <w:sz w:val="21"/>
-          <w:szCs w:val="21"/>
-          <w:lang w:eastAsia="en-GB"/>
-        </w:rPr>
-        <w:t xml:space="preserve"> </w:t>
-      </w:r>
-      <w:proofErr w:type="spellStart"/>
-      <w:r>
-        <w:rPr>
-          <w:rFonts w:ascii="Consolas" w:eastAsia="Times New Roman" w:hAnsi="Consolas" w:cs="Times New Roman"/>
-          <w:color w:val="BBBEBF"/>
-          <w:sz w:val="21"/>
-          <w:szCs w:val="21"/>
-          <w:lang w:eastAsia="en-GB"/>
-        </w:rPr>
-        <w:t>std</w:t>
-      </w:r>
-      <w:proofErr w:type="spellEnd"/>
-      <w:r>
-        <w:rPr>
-          <w:rFonts w:ascii="Consolas" w:eastAsia="Times New Roman" w:hAnsi="Consolas" w:cs="Times New Roman"/>
-          <w:color w:val="BBBEBF"/>
-          <w:sz w:val="21"/>
-          <w:szCs w:val="21"/>
-          <w:lang w:eastAsia="en-GB"/>
-        </w:rPr>
-        <w:t>;</w:t>
-      </w:r>
-    </w:p>
-    <w:p>
-      <w:pPr>
-        <w:shd w:val="clear" w:color="auto" w:fill="121314"/>
-        <w:spacing w:after="0" w:line="285" w:lineRule="atLeast"/>
-        <w:rPr>
-          <w:rFonts w:ascii="Consolas" w:eastAsia="Times New Roman" w:hAnsi="Consolas" w:cs="Times New Roman"/>
-          <w:color w:val="BBBEBF"/>
-          <w:sz w:val="21"/>
-          <w:szCs w:val="21"/>
-          <w:lang w:eastAsia="en-GB"/>
-        </w:rPr>
-      </w:pPr>
-    </w:p>
-    <w:p>
-      <w:pPr>
-        <w:shd w:val="clear" w:color="auto" w:fill="121314"/>
-        <w:spacing w:after="0" w:line="285" w:lineRule="atLeast"/>
-        <w:rPr>
-          <w:rFonts w:ascii="Consolas" w:eastAsia="Times New Roman" w:hAnsi="Consolas" w:cs="Times New Roman"/>
-          <w:color w:val="BBBEBF"/>
-          <w:sz w:val="21"/>
-          <w:szCs w:val="21"/>
-          <w:lang w:eastAsia="en-GB"/>
-        </w:rPr>
-      </w:pPr>
-      <w:proofErr w:type="spellStart"/>
-      <w:r>
-        <w:rPr>
-          <w:rFonts w:ascii="Consolas" w:eastAsia="Times New Roman" w:hAnsi="Consolas" w:cs="Times New Roman"/>
-          <w:color w:val="BBBEBF"/>
-          <w:sz w:val="21"/>
-          <w:szCs w:val="21"/>
-          <w:lang w:eastAsia="en-GB"/>
-        </w:rPr>
-        <w:t>int</w:t>
-      </w:r>
-      <w:proofErr w:type="spellEnd"/>
-      <w:r>
-        <w:rPr>
-          <w:rFonts w:ascii="Consolas" w:eastAsia="Times New Roman" w:hAnsi="Consolas" w:cs="Times New Roman"/>
-          <w:color w:val="BBBEBF"/>
-          <w:sz w:val="21"/>
-          <w:szCs w:val="21"/>
-          <w:lang w:eastAsia="en-GB"/>
-        </w:rPr>
-        <w:t xml:space="preserve"> </w:t>
-      </w:r>
-      <w:proofErr w:type="spellStart"/>
-      <w:proofErr w:type="gramStart"/>
-      <w:r>
-        <w:rPr>
-          <w:rFonts w:ascii="Consolas" w:eastAsia="Times New Roman" w:hAnsi="Consolas" w:cs="Times New Roman"/>
-          <w:color w:val="BBBEBF"/>
-          <w:sz w:val="21"/>
-          <w:szCs w:val="21"/>
-          <w:lang w:eastAsia="en-GB"/>
-        </w:rPr>
-        <w:t>main</w:t>
-      </w:r>
-      <w:proofErr w:type="spellEnd"/>
-      <w:r>
-        <w:rPr>
-          <w:rFonts w:ascii="Consolas" w:eastAsia="Times New Roman" w:hAnsi="Consolas" w:cs="Times New Roman"/>
-          <w:color w:val="BBBEBF"/>
-          <w:sz w:val="21"/>
-          <w:szCs w:val="21"/>
-          <w:lang w:eastAsia="en-GB"/>
-        </w:rPr>
-        <w:t>(</w:t>
-      </w:r>
-      <w:proofErr w:type="gramEnd"/>
-      <w:r>
-        <w:rPr>
-          <w:rFonts w:ascii="Consolas" w:eastAsia="Times New Roman" w:hAnsi="Consolas" w:cs="Times New Roman"/>
-          <w:color w:val="BBBEBF"/>
-          <w:sz w:val="21"/>
-          <w:szCs w:val="21"/>
-          <w:lang w:eastAsia="en-GB"/>
-        </w:rPr>
-        <w:t>) {</w:t>
-      </w:r>
-    </w:p>
-    <w:p>
-      <w:pPr>
-        <w:shd w:val="clear" w:color="auto" w:fill="121314"/>
-        <w:spacing w:after="0" w:line="285" w:lineRule="atLeast"/>
-        <w:rPr>
-          <w:rFonts w:ascii="Consolas" w:eastAsia="Times New Roman" w:hAnsi="Consolas" w:cs="Times New Roman"/>
-          <w:color w:val="BBBEBF"/>
-          <w:sz w:val="21"/>
-          <w:szCs w:val="21"/>
-          <w:lang w:eastAsia="en-GB"/>
-        </w:rPr>
-      </w:pPr>
-      <w:r>
-        <w:rPr>
-          <w:rFonts w:ascii="Consolas" w:eastAsia="Times New Roman" w:hAnsi="Consolas" w:cs="Times New Roman"/>
-          <w:color w:val="BBBEBF"/>
-          <w:sz w:val="21"/>
-          <w:szCs w:val="21"/>
-          <w:lang w:eastAsia="en-GB"/>
-        </w:rPr>
-        <w:t xml:space="preserve">    </w:t>
-      </w:r>
-      <w:proofErr w:type="spellStart"/>
-      <w:proofErr w:type="gramStart"/>
-      <w:r>
-        <w:rPr>
-          <w:rFonts w:ascii="Consolas" w:eastAsia="Times New Roman" w:hAnsi="Consolas" w:cs="Times New Roman"/>
-          <w:color w:val="BBBEBF"/>
-          <w:sz w:val="21"/>
-          <w:szCs w:val="21"/>
-          <w:lang w:eastAsia="en-GB"/>
-        </w:rPr>
-        <w:t>setlocale</w:t>
-      </w:r>
-      <w:proofErr w:type="spellEnd"/>
-      <w:r>
-        <w:rPr>
-          <w:rFonts w:ascii="Consolas" w:eastAsia="Times New Roman" w:hAnsi="Consolas" w:cs="Times New Roman"/>
-          <w:color w:val="BBBEBF"/>
-          <w:sz w:val="21"/>
-          <w:szCs w:val="21"/>
-          <w:lang w:eastAsia="en-GB"/>
-        </w:rPr>
-        <w:t>(</w:t>
-      </w:r>
-      <w:proofErr w:type="gramEnd"/>
-      <w:r>
-        <w:rPr>
-          <w:rFonts w:ascii="Consolas" w:eastAsia="Times New Roman" w:hAnsi="Consolas" w:cs="Times New Roman"/>
-          <w:color w:val="BBBEBF"/>
-          <w:sz w:val="21"/>
-          <w:szCs w:val="21"/>
-          <w:lang w:eastAsia="en-GB"/>
-        </w:rPr>
-        <w:t>LC_ALL, "UKR");</w:t>
-      </w:r>
-    </w:p>
-    <w:p>
-      <w:pPr>
-        <w:shd w:val="clear" w:color="auto" w:fill="121314"/>
-        <w:spacing w:after="0" w:line="285" w:lineRule="atLeast"/>
-        <w:rPr>
-          <w:rFonts w:ascii="Consolas" w:eastAsia="Times New Roman" w:hAnsi="Consolas" w:cs="Times New Roman"/>
-          <w:color w:val="BBBEBF"/>
-          <w:sz w:val="21"/>
-          <w:szCs w:val="21"/>
-          <w:lang w:eastAsia="en-GB"/>
-        </w:rPr>
-      </w:pPr>
-      <w:r>
-        <w:rPr>
-          <w:rFonts w:ascii="Consolas" w:eastAsia="Times New Roman" w:hAnsi="Consolas" w:cs="Times New Roman"/>
-          <w:color w:val="BBBEBF"/>
-          <w:sz w:val="21"/>
-          <w:szCs w:val="21"/>
-          <w:lang w:eastAsia="en-GB"/>
-        </w:rPr>
-        <w:t xml:space="preserve">    </w:t>
-      </w:r>
-      <w:proofErr w:type="spellStart"/>
-      <w:r>
-        <w:rPr>
-          <w:rFonts w:ascii="Consolas" w:eastAsia="Times New Roman" w:hAnsi="Consolas" w:cs="Times New Roman"/>
-          <w:color w:val="BBBEBF"/>
-          <w:sz w:val="21"/>
-          <w:szCs w:val="21"/>
-          <w:lang w:eastAsia="en-GB"/>
-        </w:rPr>
-        <w:t>int</w:t>
-      </w:r>
-      <w:proofErr w:type="spellEnd"/>
-      <w:r>
-        <w:rPr>
-          <w:rFonts w:ascii="Consolas" w:eastAsia="Times New Roman" w:hAnsi="Consolas" w:cs="Times New Roman"/>
-          <w:color w:val="BBBEBF"/>
-          <w:sz w:val="21"/>
-          <w:szCs w:val="21"/>
-          <w:lang w:eastAsia="en-GB"/>
-        </w:rPr>
-        <w:t xml:space="preserve"> x, y;</w:t>
-      </w:r>
-    </w:p>
-    <w:p>
-      <w:pPr>
-        <w:shd w:val="clear" w:color="auto" w:fill="121314"/>
-        <w:spacing w:after="0" w:line="285" w:lineRule="atLeast"/>
-        <w:rPr>
-          <w:rFonts w:ascii="Consolas" w:eastAsia="Times New Roman" w:hAnsi="Consolas" w:cs="Times New Roman"/>
-          <w:color w:val="BBBEBF"/>
-          <w:sz w:val="21"/>
-          <w:szCs w:val="21"/>
-          <w:lang w:eastAsia="en-GB"/>
-        </w:rPr>
-      </w:pPr>
-    </w:p>
-    <w:p>
-      <w:pPr>
-        <w:shd w:val="clear" w:color="auto" w:fill="121314"/>
-        <w:spacing w:after="0" w:line="285" w:lineRule="atLeast"/>
-        <w:rPr>
-          <w:rFonts w:ascii="Consolas" w:eastAsia="Times New Roman" w:hAnsi="Consolas" w:cs="Times New Roman"/>
-          <w:color w:val="BBBEBF"/>
-          <w:sz w:val="21"/>
-          <w:szCs w:val="21"/>
-          <w:lang w:eastAsia="en-GB"/>
-        </w:rPr>
-      </w:pPr>
-      <w:r>
-        <w:rPr>
-          <w:rFonts w:ascii="Consolas" w:eastAsia="Times New Roman" w:hAnsi="Consolas" w:cs="Times New Roman"/>
-          <w:color w:val="BBBEBF"/>
-          <w:sz w:val="21"/>
-          <w:szCs w:val="21"/>
-          <w:lang w:eastAsia="en-GB"/>
-        </w:rPr>
-        <w:t xml:space="preserve">    </w:t>
-      </w:r>
-      <w:proofErr w:type="spellStart"/>
-      <w:r>
-        <w:rPr>
-          <w:rFonts w:ascii="Consolas" w:eastAsia="Times New Roman" w:hAnsi="Consolas" w:cs="Times New Roman"/>
-          <w:color w:val="BBBEBF"/>
-          <w:sz w:val="21"/>
-          <w:szCs w:val="21"/>
-          <w:lang w:eastAsia="en-GB"/>
-        </w:rPr>
-        <w:t>cout</w:t>
-      </w:r>
-      <w:proofErr w:type="spellEnd"/>
-      <w:r>
-        <w:rPr>
-          <w:rFonts w:ascii="Consolas" w:eastAsia="Times New Roman" w:hAnsi="Consolas" w:cs="Times New Roman"/>
-          <w:color w:val="BBBEBF"/>
-          <w:sz w:val="21"/>
-          <w:szCs w:val="21"/>
-          <w:lang w:eastAsia="en-GB"/>
-        </w:rPr>
-        <w:t xml:space="preserve"> &lt;&lt; "</w:t>
-      </w:r>
-      <w:proofErr w:type="spellStart"/>
-      <w:r>
-        <w:rPr>
-          <w:rFonts w:ascii="Consolas" w:eastAsia="Times New Roman" w:hAnsi="Consolas" w:cs="Times New Roman"/>
-          <w:color w:val="BBBEBF"/>
-          <w:sz w:val="21"/>
-          <w:szCs w:val="21"/>
-          <w:lang w:eastAsia="en-GB"/>
-        </w:rPr>
-        <w:t>Введiть</w:t>
-      </w:r>
-      <w:proofErr w:type="spellEnd"/>
-      <w:r>
-        <w:rPr>
-          <w:rFonts w:ascii="Consolas" w:eastAsia="Times New Roman" w:hAnsi="Consolas" w:cs="Times New Roman"/>
-          <w:color w:val="BBBEBF"/>
-          <w:sz w:val="21"/>
-          <w:szCs w:val="21"/>
-          <w:lang w:eastAsia="en-GB"/>
-        </w:rPr>
-        <w:t xml:space="preserve"> x: ";</w:t>
-      </w:r>
-    </w:p>
-    <w:p>
-      <w:pPr>
-        <w:shd w:val="clear" w:color="auto" w:fill="121314"/>
-        <w:spacing w:after="0" w:line="285" w:lineRule="atLeast"/>
-        <w:rPr>
-          <w:rFonts w:ascii="Consolas" w:eastAsia="Times New Roman" w:hAnsi="Consolas" w:cs="Times New Roman"/>
-          <w:color w:val="BBBEBF"/>
-          <w:sz w:val="21"/>
-          <w:szCs w:val="21"/>
-          <w:lang w:eastAsia="en-GB"/>
-        </w:rPr>
-      </w:pPr>
-      <w:r>
-        <w:rPr>
-          <w:rFonts w:ascii="Consolas" w:eastAsia="Times New Roman" w:hAnsi="Consolas" w:cs="Times New Roman"/>
-          <w:color w:val="BBBEBF"/>
-          <w:sz w:val="21"/>
-          <w:szCs w:val="21"/>
-          <w:lang w:eastAsia="en-GB"/>
-        </w:rPr>
-        <w:t xml:space="preserve">    </w:t>
-      </w:r>
-      <w:proofErr w:type="spellStart"/>
-      <w:proofErr w:type="gramStart"/>
-      <w:r>
-        <w:rPr>
-          <w:rFonts w:ascii="Consolas" w:eastAsia="Times New Roman" w:hAnsi="Consolas" w:cs="Times New Roman"/>
-          <w:color w:val="BBBEBF"/>
-          <w:sz w:val="21"/>
-          <w:szCs w:val="21"/>
-          <w:lang w:eastAsia="en-GB"/>
-        </w:rPr>
-        <w:t>cin</w:t>
-      </w:r>
-      <w:proofErr w:type="spellEnd"/>
-      <w:r>
-        <w:rPr>
-          <w:rFonts w:ascii="Consolas" w:eastAsia="Times New Roman" w:hAnsi="Consolas" w:cs="Times New Roman"/>
-          <w:color w:val="BBBEBF"/>
-          <w:sz w:val="21"/>
-          <w:szCs w:val="21"/>
-          <w:lang w:eastAsia="en-GB"/>
-        </w:rPr>
-        <w:t xml:space="preserve"> &gt;</w:t>
-      </w:r>
-      <w:proofErr w:type="gramEnd"/>
-      <w:r>
-        <w:rPr>
-          <w:rFonts w:ascii="Consolas" w:eastAsia="Times New Roman" w:hAnsi="Consolas" w:cs="Times New Roman"/>
-          <w:color w:val="BBBEBF"/>
-          <w:sz w:val="21"/>
-          <w:szCs w:val="21"/>
-          <w:lang w:eastAsia="en-GB"/>
-        </w:rPr>
-        <w:t>&gt; x;</w:t>
-      </w:r>
-    </w:p>
-    <w:p>
-      <w:pPr>
-        <w:shd w:val="clear" w:color="auto" w:fill="121314"/>
-        <w:spacing w:after="0" w:line="285" w:lineRule="atLeast"/>
-        <w:rPr>
-          <w:rFonts w:ascii="Consolas" w:eastAsia="Times New Roman" w:hAnsi="Consolas" w:cs="Times New Roman"/>
-          <w:color w:val="BBBEBF"/>
-          <w:sz w:val="21"/>
-          <w:szCs w:val="21"/>
-          <w:lang w:eastAsia="en-GB"/>
-        </w:rPr>
-      </w:pPr>
-    </w:p>
-    <w:p>
-      <w:pPr>
-        <w:shd w:val="clear" w:color="auto" w:fill="121314"/>
-        <w:spacing w:after="0" w:line="285" w:lineRule="atLeast"/>
-        <w:rPr>
-          <w:rFonts w:ascii="Consolas" w:eastAsia="Times New Roman" w:hAnsi="Consolas" w:cs="Times New Roman"/>
-          <w:color w:val="BBBEBF"/>
-          <w:sz w:val="21"/>
-          <w:szCs w:val="21"/>
-          <w:lang w:eastAsia="en-GB"/>
-        </w:rPr>
-      </w:pPr>
-      <w:r>
-        <w:rPr>
-          <w:rFonts w:ascii="Consolas" w:eastAsia="Times New Roman" w:hAnsi="Consolas" w:cs="Times New Roman"/>
-          <w:color w:val="BBBEBF"/>
-          <w:sz w:val="21"/>
-          <w:szCs w:val="21"/>
-          <w:lang w:eastAsia="en-GB"/>
-        </w:rPr>
-        <w:t xml:space="preserve">    </w:t>
-      </w:r>
-      <w:proofErr w:type="spellStart"/>
-      <w:r>
-        <w:rPr>
-          <w:rFonts w:ascii="Consolas" w:eastAsia="Times New Roman" w:hAnsi="Consolas" w:cs="Times New Roman"/>
-          <w:color w:val="BBBEBF"/>
-          <w:sz w:val="21"/>
-          <w:szCs w:val="21"/>
-          <w:lang w:eastAsia="en-GB"/>
-        </w:rPr>
-        <w:t>if</w:t>
-      </w:r>
-      <w:proofErr w:type="spellEnd"/>
-      <w:r>
-        <w:rPr>
-          <w:rFonts w:ascii="Consolas" w:eastAsia="Times New Roman" w:hAnsi="Consolas" w:cs="Times New Roman"/>
-          <w:color w:val="BBBEBF"/>
-          <w:sz w:val="21"/>
-          <w:szCs w:val="21"/>
-          <w:lang w:eastAsia="en-GB"/>
-        </w:rPr>
-        <w:t xml:space="preserve"> (</w:t>
-      </w:r>
-      <w:proofErr w:type="gramStart"/>
-      <w:r>
-        <w:rPr>
-          <w:rFonts w:ascii="Consolas" w:eastAsia="Times New Roman" w:hAnsi="Consolas" w:cs="Times New Roman"/>
-          <w:color w:val="BBBEBF"/>
-          <w:sz w:val="21"/>
-          <w:szCs w:val="21"/>
-          <w:lang w:eastAsia="en-GB"/>
-        </w:rPr>
-        <w:t>x &gt;</w:t>
-      </w:r>
-      <w:proofErr w:type="gramEnd"/>
-      <w:r>
-        <w:rPr>
-          <w:rFonts w:ascii="Consolas" w:eastAsia="Times New Roman" w:hAnsi="Consolas" w:cs="Times New Roman"/>
-          <w:color w:val="BBBEBF"/>
-          <w:sz w:val="21"/>
-          <w:szCs w:val="21"/>
-          <w:lang w:eastAsia="en-GB"/>
-        </w:rPr>
-        <w:t xml:space="preserve"> -10)</w:t>
+        <w:t>#include &lt;iostream&gt;</w:t>
+      </w:r>
+    </w:p>
+    <w:p>
+      <w:pPr>
+        <w:shd w:val="clear" w:color="auto" w:fill="121314"/>
+        <w:spacing w:after="0" w:line="285" w:lineRule="atLeast"/>
+        <w:rPr>
+          <w:rFonts w:ascii="Consolas" w:eastAsia="Times New Roman" w:hAnsi="Consolas" w:cs="Times New Roman"/>
+          <w:color w:val="BBBEBF"/>
+          <w:sz w:val="21"/>
+          <w:szCs w:val="21"/>
+          <w:lang w:eastAsia="en-GB"/>
+        </w:rPr>
+      </w:pPr>
+      <w:r>
+        <w:rPr>
+          <w:rFonts w:ascii="Consolas" w:eastAsia="Times New Roman" w:hAnsi="Consolas" w:cs="Times New Roman"/>
+          <w:color w:val="BBBEBF"/>
+          <w:sz w:val="21"/>
+          <w:szCs w:val="21"/>
+          <w:lang w:eastAsia="en-GB"/>
+        </w:rPr>
+        <w:t>using namespace std;</w:t>
+      </w:r>
+    </w:p>
+    <w:p>
+      <w:pPr>
+        <w:shd w:val="clear" w:color="auto" w:fill="121314"/>
+        <w:spacing w:after="0" w:line="285" w:lineRule="atLeast"/>
+        <w:rPr>
+          <w:rFonts w:ascii="Consolas" w:eastAsia="Times New Roman" w:hAnsi="Consolas" w:cs="Times New Roman"/>
+          <w:color w:val="BBBEBF"/>
+          <w:sz w:val="21"/>
+          <w:szCs w:val="21"/>
+          <w:lang w:eastAsia="en-GB"/>
+        </w:rPr>
+      </w:pPr>
+    </w:p>
+    <w:p>
+      <w:pPr>
+        <w:shd w:val="clear" w:color="auto" w:fill="121314"/>
+        <w:spacing w:after="0" w:line="285" w:lineRule="atLeast"/>
+        <w:rPr>
+          <w:rFonts w:ascii="Consolas" w:eastAsia="Times New Roman" w:hAnsi="Consolas" w:cs="Times New Roman"/>
+          <w:color w:val="BBBEBF"/>
+          <w:sz w:val="21"/>
+          <w:szCs w:val="21"/>
+          <w:lang w:eastAsia="en-GB"/>
+        </w:rPr>
+      </w:pPr>
+      <w:r>
+        <w:rPr>
+          <w:rFonts w:ascii="Consolas" w:eastAsia="Times New Roman" w:hAnsi="Consolas" w:cs="Times New Roman"/>
+          <w:color w:val="BBBEBF"/>
+          <w:sz w:val="21"/>
+          <w:szCs w:val="21"/>
+          <w:lang w:eastAsia="en-GB"/>
+        </w:rPr>
+        <w:t>int main() {</w:t>
+      </w:r>
+    </w:p>
+    <w:p>
+      <w:pPr>
+        <w:shd w:val="clear" w:color="auto" w:fill="121314"/>
+        <w:spacing w:after="0" w:line="285" w:lineRule="atLeast"/>
+        <w:rPr>
+          <w:rFonts w:ascii="Consolas" w:eastAsia="Times New Roman" w:hAnsi="Consolas" w:cs="Times New Roman"/>
+          <w:color w:val="BBBEBF"/>
+          <w:sz w:val="21"/>
+          <w:szCs w:val="21"/>
+          <w:lang w:eastAsia="en-GB"/>
+        </w:rPr>
+      </w:pPr>
+      <w:r>
+        <w:rPr>
+          <w:rFonts w:ascii="Consolas" w:eastAsia="Times New Roman" w:hAnsi="Consolas" w:cs="Times New Roman"/>
+          <w:color w:val="BBBEBF"/>
+          <w:sz w:val="21"/>
+          <w:szCs w:val="21"/>
+          <w:lang w:eastAsia="en-GB"/>
+        </w:rPr>
+        <w:t xml:space="preserve">    setlocale(LC_ALL, "UKR");</w:t>
+      </w:r>
+    </w:p>
+    <w:p>
+      <w:pPr>
+        <w:shd w:val="clear" w:color="auto" w:fill="121314"/>
+        <w:spacing w:after="0" w:line="285" w:lineRule="atLeast"/>
+        <w:rPr>
+          <w:rFonts w:ascii="Consolas" w:eastAsia="Times New Roman" w:hAnsi="Consolas" w:cs="Times New Roman"/>
+          <w:color w:val="BBBEBF"/>
+          <w:sz w:val="21"/>
+          <w:szCs w:val="21"/>
+          <w:lang w:eastAsia="en-GB"/>
+        </w:rPr>
+      </w:pPr>
+      <w:r>
+        <w:rPr>
+          <w:rFonts w:ascii="Consolas" w:eastAsia="Times New Roman" w:hAnsi="Consolas" w:cs="Times New Roman"/>
+          <w:color w:val="BBBEBF"/>
+          <w:sz w:val="21"/>
+          <w:szCs w:val="21"/>
+          <w:lang w:eastAsia="en-GB"/>
+        </w:rPr>
+        <w:t xml:space="preserve">    int x, y;</w:t>
+      </w:r>
+    </w:p>
+    <w:p>
+      <w:pPr>
+        <w:shd w:val="clear" w:color="auto" w:fill="121314"/>
+        <w:spacing w:after="0" w:line="285" w:lineRule="atLeast"/>
+        <w:rPr>
+          <w:rFonts w:ascii="Consolas" w:eastAsia="Times New Roman" w:hAnsi="Consolas" w:cs="Times New Roman"/>
+          <w:color w:val="BBBEBF"/>
+          <w:sz w:val="21"/>
+          <w:szCs w:val="21"/>
+          <w:lang w:eastAsia="en-GB"/>
+        </w:rPr>
+      </w:pPr>
+    </w:p>
+    <w:p>
+      <w:pPr>
+        <w:shd w:val="clear" w:color="auto" w:fill="121314"/>
+        <w:spacing w:after="0" w:line="285" w:lineRule="atLeast"/>
+        <w:rPr>
+          <w:rFonts w:ascii="Consolas" w:eastAsia="Times New Roman" w:hAnsi="Consolas" w:cs="Times New Roman"/>
+          <w:color w:val="BBBEBF"/>
+          <w:sz w:val="21"/>
+          <w:szCs w:val="21"/>
+          <w:lang w:eastAsia="en-GB"/>
+        </w:rPr>
+      </w:pPr>
+      <w:r>
+        <w:rPr>
+          <w:rFonts w:ascii="Consolas" w:eastAsia="Times New Roman" w:hAnsi="Consolas" w:cs="Times New Roman"/>
+          <w:color w:val="BBBEBF"/>
+          <w:sz w:val="21"/>
+          <w:szCs w:val="21"/>
+          <w:lang w:eastAsia="en-GB"/>
+        </w:rPr>
+        <w:t xml:space="preserve">    cout &lt;&lt; "Введiть x: ";</w:t>
+      </w:r>
+    </w:p>
+    <w:p>
+      <w:pPr>
+        <w:shd w:val="clear" w:color="auto" w:fill="121314"/>
+        <w:spacing w:after="0" w:line="285" w:lineRule="atLeast"/>
+        <w:rPr>
+          <w:rFonts w:ascii="Consolas" w:eastAsia="Times New Roman" w:hAnsi="Consolas" w:cs="Times New Roman"/>
+          <w:color w:val="BBBEBF"/>
+          <w:sz w:val="21"/>
+          <w:szCs w:val="21"/>
+          <w:lang w:eastAsia="en-GB"/>
+        </w:rPr>
+      </w:pPr>
+      <w:r>
+        <w:rPr>
+          <w:rFonts w:ascii="Consolas" w:eastAsia="Times New Roman" w:hAnsi="Consolas" w:cs="Times New Roman"/>
+          <w:color w:val="BBBEBF"/>
+          <w:sz w:val="21"/>
+          <w:szCs w:val="21"/>
+          <w:lang w:eastAsia="en-GB"/>
+        </w:rPr>
+        <w:t xml:space="preserve">    cin &gt;&gt; x;</w:t>
+      </w:r>
+    </w:p>
+    <w:p>
+      <w:pPr>
+        <w:shd w:val="clear" w:color="auto" w:fill="121314"/>
+        <w:spacing w:after="0" w:line="285" w:lineRule="atLeast"/>
+        <w:rPr>
+          <w:rFonts w:ascii="Consolas" w:eastAsia="Times New Roman" w:hAnsi="Consolas" w:cs="Times New Roman"/>
+          <w:color w:val="BBBEBF"/>
+          <w:sz w:val="21"/>
+          <w:szCs w:val="21"/>
+          <w:lang w:eastAsia="en-GB"/>
+        </w:rPr>
+      </w:pPr>
+    </w:p>
+    <w:p>
+      <w:pPr>
+        <w:shd w:val="clear" w:color="auto" w:fill="121314"/>
+        <w:spacing w:after="0" w:line="285" w:lineRule="atLeast"/>
+        <w:rPr>
+          <w:rFonts w:ascii="Consolas" w:eastAsia="Times New Roman" w:hAnsi="Consolas" w:cs="Times New Roman"/>
+          <w:color w:val="BBBEBF"/>
+          <w:sz w:val="21"/>
+          <w:szCs w:val="21"/>
+          <w:lang w:eastAsia="en-GB"/>
+        </w:rPr>
+      </w:pPr>
+      <w:r>
+        <w:rPr>
+          <w:rFonts w:ascii="Consolas" w:eastAsia="Times New Roman" w:hAnsi="Consolas" w:cs="Times New Roman"/>
+          <w:color w:val="BBBEBF"/>
+          <w:sz w:val="21"/>
+          <w:szCs w:val="21"/>
+          <w:lang w:eastAsia="en-GB"/>
+        </w:rPr>
+        <w:t xml:space="preserve">    if (x &gt; -10)</w:t>
       </w:r>
     </w:p>
     <w:p>
@@ -2432,29 +2091,7 @@
           <w:szCs w:val="21"/>
           <w:lang w:eastAsia="en-GB"/>
         </w:rPr>
-        <w:t xml:space="preserve">        </w:t>
-      </w:r>
-      <w:proofErr w:type="spellStart"/>
-      <w:r>
-        <w:rPr>
-          <w:rFonts w:ascii="Consolas" w:eastAsia="Times New Roman" w:hAnsi="Consolas" w:cs="Times New Roman"/>
-          <w:color w:val="BBBEBF"/>
-          <w:sz w:val="21"/>
-          <w:szCs w:val="21"/>
-          <w:lang w:eastAsia="en-GB"/>
-        </w:rPr>
-        <w:t>if</w:t>
-      </w:r>
-      <w:proofErr w:type="spellEnd"/>
-      <w:r>
-        <w:rPr>
-          <w:rFonts w:ascii="Consolas" w:eastAsia="Times New Roman" w:hAnsi="Consolas" w:cs="Times New Roman"/>
-          <w:color w:val="BBBEBF"/>
-          <w:sz w:val="21"/>
-          <w:szCs w:val="21"/>
-          <w:lang w:eastAsia="en-GB"/>
-        </w:rPr>
-        <w:t xml:space="preserve"> (x &lt;= -5)</w:t>
+        <w:t xml:space="preserve">        if (x &lt;= -5)</w:t>
       </w:r>
     </w:p>
     <w:p>
@@ -2523,73 +2160,7 @@
           <w:szCs w:val="21"/>
           <w:lang w:eastAsia="en-GB"/>
         </w:rPr>
-        <w:t xml:space="preserve">            </w:t>
-      </w:r>
-      <w:proofErr w:type="spellStart"/>
-      <w:r>
-        <w:rPr>
-          <w:rFonts w:ascii="Consolas" w:eastAsia="Times New Roman" w:hAnsi="Consolas" w:cs="Times New Roman"/>
-          <w:color w:val="BBBEBF"/>
-          <w:sz w:val="21"/>
-          <w:szCs w:val="21"/>
-          <w:lang w:eastAsia="en-GB"/>
-        </w:rPr>
-        <w:t>cout</w:t>
-      </w:r>
-      <w:proofErr w:type="spellEnd"/>
-      <w:r>
-        <w:rPr>
-          <w:rFonts w:ascii="Consolas" w:eastAsia="Times New Roman" w:hAnsi="Consolas" w:cs="Times New Roman"/>
-          <w:color w:val="BBBEBF"/>
-          <w:sz w:val="21"/>
-          <w:szCs w:val="21"/>
-          <w:lang w:eastAsia="en-GB"/>
-        </w:rPr>
-        <w:t xml:space="preserve"> </w:t>
-      </w:r>
-      <w:proofErr w:type="gramStart"/>
-      <w:r>
-        <w:rPr>
-          <w:rFonts w:ascii="Consolas" w:eastAsia="Times New Roman" w:hAnsi="Consolas" w:cs="Times New Roman"/>
-          <w:color w:val="BBBEBF"/>
-          <w:sz w:val="21"/>
-          <w:szCs w:val="21"/>
-          <w:lang w:eastAsia="en-GB"/>
-        </w:rPr>
-        <w:t>&lt;&lt; "</w:t>
-      </w:r>
-      <w:proofErr w:type="gramEnd"/>
-      <w:r>
-        <w:rPr>
-          <w:rFonts w:ascii="Consolas" w:eastAsia="Times New Roman" w:hAnsi="Consolas" w:cs="Times New Roman"/>
-          <w:color w:val="BBBEBF"/>
-          <w:sz w:val="21"/>
-          <w:szCs w:val="21"/>
-          <w:lang w:eastAsia="en-GB"/>
-        </w:rPr>
-        <w:t xml:space="preserve">y = " </w:t>
-      </w:r>
-      <w:proofErr w:type="gramStart"/>
-      <w:r>
-        <w:rPr>
-          <w:rFonts w:ascii="Consolas" w:eastAsia="Times New Roman" w:hAnsi="Consolas" w:cs="Times New Roman"/>
-          <w:color w:val="BBBEBF"/>
-          <w:sz w:val="21"/>
-          <w:szCs w:val="21"/>
-          <w:lang w:eastAsia="en-GB"/>
-        </w:rPr>
-        <w:t>&lt;&lt; y</w:t>
-      </w:r>
-      <w:proofErr w:type="gramEnd"/>
-      <w:r>
-        <w:rPr>
-          <w:rFonts w:ascii="Consolas" w:eastAsia="Times New Roman" w:hAnsi="Consolas" w:cs="Times New Roman"/>
-          <w:color w:val="BBBEBF"/>
-          <w:sz w:val="21"/>
-          <w:szCs w:val="21"/>
-          <w:lang w:eastAsia="en-GB"/>
-        </w:rPr>
-        <w:t>;</w:t>
+        <w:t xml:space="preserve">            cout &lt;&lt; "y = " &lt;&lt; y;</w:t>
       </w:r>
     </w:p>
     <w:p>
@@ -2635,73 +2206,7 @@
           <w:szCs w:val="21"/>
           <w:lang w:eastAsia="en-GB"/>
         </w:rPr>
-        <w:t xml:space="preserve">        </w:t>
-      </w:r>
-      <w:proofErr w:type="spellStart"/>
-      <w:r>
-        <w:rPr>
-          <w:rFonts w:ascii="Consolas" w:eastAsia="Times New Roman" w:hAnsi="Consolas" w:cs="Times New Roman"/>
-          <w:color w:val="BBBEBF"/>
-          <w:sz w:val="21"/>
-          <w:szCs w:val="21"/>
-          <w:lang w:eastAsia="en-GB"/>
-        </w:rPr>
-        <w:t>else</w:t>
-      </w:r>
-      <w:proofErr w:type="spellEnd"/>
-      <w:r>
-        <w:rPr>
-          <w:rFonts w:ascii="Consolas" w:eastAsia="Times New Roman" w:hAnsi="Consolas" w:cs="Times New Roman"/>
-          <w:color w:val="BBBEBF"/>
-          <w:sz w:val="21"/>
-          <w:szCs w:val="21"/>
-          <w:lang w:eastAsia="en-GB"/>
-        </w:rPr>
-        <w:t xml:space="preserve"> </w:t>
-      </w:r>
-      <w:proofErr w:type="spellStart"/>
-      <w:r>
-        <w:rPr>
-          <w:rFonts w:ascii="Consolas" w:eastAsia="Times New Roman" w:hAnsi="Consolas" w:cs="Times New Roman"/>
-          <w:color w:val="BBBEBF"/>
-          <w:sz w:val="21"/>
-          <w:szCs w:val="21"/>
-          <w:lang w:eastAsia="en-GB"/>
-        </w:rPr>
-        <w:t>if</w:t>
-      </w:r>
-      <w:proofErr w:type="spellEnd"/>
-      <w:r>
-        <w:rPr>
-          <w:rFonts w:ascii="Consolas" w:eastAsia="Times New Roman" w:hAnsi="Consolas" w:cs="Times New Roman"/>
-          <w:color w:val="BBBEBF"/>
-          <w:sz w:val="21"/>
-          <w:szCs w:val="21"/>
-          <w:lang w:eastAsia="en-GB"/>
-        </w:rPr>
-        <w:t xml:space="preserve"> (</w:t>
-      </w:r>
-      <w:proofErr w:type="gramStart"/>
-      <w:r>
-        <w:rPr>
-          <w:rFonts w:ascii="Consolas" w:eastAsia="Times New Roman" w:hAnsi="Consolas" w:cs="Times New Roman"/>
-          <w:color w:val="BBBEBF"/>
-          <w:sz w:val="21"/>
-          <w:szCs w:val="21"/>
-          <w:lang w:eastAsia="en-GB"/>
-        </w:rPr>
-        <w:t>x &gt;</w:t>
-      </w:r>
-      <w:proofErr w:type="gramEnd"/>
-      <w:r>
-        <w:rPr>
-          <w:rFonts w:ascii="Consolas" w:eastAsia="Times New Roman" w:hAnsi="Consolas" w:cs="Times New Roman"/>
-          <w:color w:val="BBBEBF"/>
-          <w:sz w:val="21"/>
-          <w:szCs w:val="21"/>
-          <w:lang w:eastAsia="en-GB"/>
-        </w:rPr>
-        <w:t xml:space="preserve"> 5)</w:t>
+        <w:t xml:space="preserve">        else if (x &gt; 5)</w:t>
       </w:r>
     </w:p>
     <w:p>
@@ -2747,29 +2252,7 @@
           <w:szCs w:val="21"/>
           <w:lang w:eastAsia="en-GB"/>
         </w:rPr>
-        <w:t xml:space="preserve">            </w:t>
-      </w:r>
-      <w:proofErr w:type="spellStart"/>
-      <w:r>
-        <w:rPr>
-          <w:rFonts w:ascii="Consolas" w:eastAsia="Times New Roman" w:hAnsi="Consolas" w:cs="Times New Roman"/>
-          <w:color w:val="BBBEBF"/>
-          <w:sz w:val="21"/>
-          <w:szCs w:val="21"/>
-          <w:lang w:eastAsia="en-GB"/>
-        </w:rPr>
-        <w:t>if</w:t>
-      </w:r>
-      <w:proofErr w:type="spellEnd"/>
-      <w:r>
-        <w:rPr>
-          <w:rFonts w:ascii="Consolas" w:eastAsia="Times New Roman" w:hAnsi="Consolas" w:cs="Times New Roman"/>
-          <w:color w:val="BBBEBF"/>
-          <w:sz w:val="21"/>
-          <w:szCs w:val="21"/>
-          <w:lang w:eastAsia="en-GB"/>
-        </w:rPr>
-        <w:t xml:space="preserve"> (x &lt;= 15)</w:t>
+        <w:t xml:space="preserve">            if (x &lt;= 15)</w:t>
       </w:r>
     </w:p>
     <w:p>
@@ -2838,73 +2321,7 @@
           <w:szCs w:val="21"/>
           <w:lang w:eastAsia="en-GB"/>
         </w:rPr>
-        <w:t xml:space="preserve">                </w:t>
-      </w:r>
-      <w:proofErr w:type="spellStart"/>
-      <w:r>
-        <w:rPr>
-          <w:rFonts w:ascii="Consolas" w:eastAsia="Times New Roman" w:hAnsi="Consolas" w:cs="Times New Roman"/>
-          <w:color w:val="BBBEBF"/>
-          <w:sz w:val="21"/>
-          <w:szCs w:val="21"/>
-          <w:lang w:eastAsia="en-GB"/>
-        </w:rPr>
-        <w:t>cout</w:t>
-      </w:r>
-      <w:proofErr w:type="spellEnd"/>
-      <w:r>
-        <w:rPr>
-          <w:rFonts w:ascii="Consolas" w:eastAsia="Times New Roman" w:hAnsi="Consolas" w:cs="Times New Roman"/>
-          <w:color w:val="BBBEBF"/>
-          <w:sz w:val="21"/>
-          <w:szCs w:val="21"/>
-          <w:lang w:eastAsia="en-GB"/>
-        </w:rPr>
-        <w:t xml:space="preserve"> </w:t>
-      </w:r>
-      <w:proofErr w:type="gramStart"/>
-      <w:r>
-        <w:rPr>
-          <w:rFonts w:ascii="Consolas" w:eastAsia="Times New Roman" w:hAnsi="Consolas" w:cs="Times New Roman"/>
-          <w:color w:val="BBBEBF"/>
-          <w:sz w:val="21"/>
-          <w:szCs w:val="21"/>
-          <w:lang w:eastAsia="en-GB"/>
-        </w:rPr>
-        <w:t>&lt;&lt; "</w:t>
-      </w:r>
-      <w:proofErr w:type="gramEnd"/>
-      <w:r>
-        <w:rPr>
-          <w:rFonts w:ascii="Consolas" w:eastAsia="Times New Roman" w:hAnsi="Consolas" w:cs="Times New Roman"/>
-          <w:color w:val="BBBEBF"/>
-          <w:sz w:val="21"/>
-          <w:szCs w:val="21"/>
-          <w:lang w:eastAsia="en-GB"/>
-        </w:rPr>
-        <w:t xml:space="preserve">y = " </w:t>
-      </w:r>
-      <w:proofErr w:type="gramStart"/>
-      <w:r>
-        <w:rPr>
-          <w:rFonts w:ascii="Consolas" w:eastAsia="Times New Roman" w:hAnsi="Consolas" w:cs="Times New Roman"/>
-          <w:color w:val="BBBEBF"/>
-          <w:sz w:val="21"/>
-          <w:szCs w:val="21"/>
-          <w:lang w:eastAsia="en-GB"/>
-        </w:rPr>
-        <w:t>&lt;&lt; y</w:t>
-      </w:r>
-      <w:proofErr w:type="gramEnd"/>
-      <w:r>
-        <w:rPr>
-          <w:rFonts w:ascii="Consolas" w:eastAsia="Times New Roman" w:hAnsi="Consolas" w:cs="Times New Roman"/>
-          <w:color w:val="BBBEBF"/>
-          <w:sz w:val="21"/>
-          <w:szCs w:val="21"/>
-          <w:lang w:eastAsia="en-GB"/>
-        </w:rPr>
-        <w:t>;</w:t>
+        <w:t xml:space="preserve">                cout &lt;&lt; "y = " &lt;&lt; y;</w:t>
       </w:r>
     </w:p>
     <w:p>
@@ -2950,73 +2367,7 @@
           <w:szCs w:val="21"/>
           <w:lang w:eastAsia="en-GB"/>
         </w:rPr>
-        <w:t xml:space="preserve">            </w:t>
-      </w:r>
-      <w:proofErr w:type="spellStart"/>
-      <w:r>
-        <w:rPr>
-          <w:rFonts w:ascii="Consolas" w:eastAsia="Times New Roman" w:hAnsi="Consolas" w:cs="Times New Roman"/>
-          <w:color w:val="BBBEBF"/>
-          <w:sz w:val="21"/>
-          <w:szCs w:val="21"/>
-          <w:lang w:eastAsia="en-GB"/>
-        </w:rPr>
-        <w:t>else</w:t>
-      </w:r>
-      <w:proofErr w:type="spellEnd"/>
-      <w:r>
-        <w:rPr>
-          <w:rFonts w:ascii="Consolas" w:eastAsia="Times New Roman" w:hAnsi="Consolas" w:cs="Times New Roman"/>
-          <w:color w:val="BBBEBF"/>
-          <w:sz w:val="21"/>
-          <w:szCs w:val="21"/>
-          <w:lang w:eastAsia="en-GB"/>
-        </w:rPr>
-        <w:t xml:space="preserve"> </w:t>
-      </w:r>
-      <w:proofErr w:type="spellStart"/>
-      <w:r>
-        <w:rPr>
-          <w:rFonts w:ascii="Consolas" w:eastAsia="Times New Roman" w:hAnsi="Consolas" w:cs="Times New Roman"/>
-          <w:color w:val="BBBEBF"/>
-          <w:sz w:val="21"/>
-          <w:szCs w:val="21"/>
-          <w:lang w:eastAsia="en-GB"/>
-        </w:rPr>
-        <w:t>if</w:t>
-      </w:r>
-      <w:proofErr w:type="spellEnd"/>
-      <w:r>
-        <w:rPr>
-          <w:rFonts w:ascii="Consolas" w:eastAsia="Times New Roman" w:hAnsi="Consolas" w:cs="Times New Roman"/>
-          <w:color w:val="BBBEBF"/>
-          <w:sz w:val="21"/>
-          <w:szCs w:val="21"/>
-          <w:lang w:eastAsia="en-GB"/>
-        </w:rPr>
-        <w:t xml:space="preserve"> (</w:t>
-      </w:r>
-      <w:proofErr w:type="gramStart"/>
-      <w:r>
-        <w:rPr>
-          <w:rFonts w:ascii="Consolas" w:eastAsia="Times New Roman" w:hAnsi="Consolas" w:cs="Times New Roman"/>
-          <w:color w:val="BBBEBF"/>
-          <w:sz w:val="21"/>
-          <w:szCs w:val="21"/>
-          <w:lang w:eastAsia="en-GB"/>
-        </w:rPr>
-        <w:t>x &gt;</w:t>
-      </w:r>
-      <w:proofErr w:type="gramEnd"/>
-      <w:r>
-        <w:rPr>
-          <w:rFonts w:ascii="Consolas" w:eastAsia="Times New Roman" w:hAnsi="Consolas" w:cs="Times New Roman"/>
-          <w:color w:val="BBBEBF"/>
-          <w:sz w:val="21"/>
-          <w:szCs w:val="21"/>
-          <w:lang w:eastAsia="en-GB"/>
-        </w:rPr>
-        <w:t>= 25)</w:t>
+        <w:t xml:space="preserve">            else if (x &gt;= 25)</w:t>
       </w:r>
     </w:p>
     <w:p>
@@ -3086,73 +2437,7 @@
           <w:lang w:eastAsia="en-GB"/>
         </w:rPr>
         <w:lastRenderedPageBreak/>
-        <w:t xml:space="preserve">                </w:t>
-      </w:r>
-      <w:proofErr w:type="spellStart"/>
-      <w:r>
-        <w:rPr>
-          <w:rFonts w:ascii="Consolas" w:eastAsia="Times New Roman" w:hAnsi="Consolas" w:cs="Times New Roman"/>
-          <w:color w:val="BBBEBF"/>
-          <w:sz w:val="21"/>
-          <w:szCs w:val="21"/>
-          <w:lang w:eastAsia="en-GB"/>
-        </w:rPr>
-        <w:t>cout</w:t>
-      </w:r>
-      <w:proofErr w:type="spellEnd"/>
-      <w:r>
-        <w:rPr>
-          <w:rFonts w:ascii="Consolas" w:eastAsia="Times New Roman" w:hAnsi="Consolas" w:cs="Times New Roman"/>
-          <w:color w:val="BBBEBF"/>
-          <w:sz w:val="21"/>
-          <w:szCs w:val="21"/>
-          <w:lang w:eastAsia="en-GB"/>
-        </w:rPr>
-        <w:t xml:space="preserve"> </w:t>
-      </w:r>
-      <w:proofErr w:type="gramStart"/>
-      <w:r>
-        <w:rPr>
-          <w:rFonts w:ascii="Consolas" w:eastAsia="Times New Roman" w:hAnsi="Consolas" w:cs="Times New Roman"/>
-          <w:color w:val="BBBEBF"/>
-          <w:sz w:val="21"/>
-          <w:szCs w:val="21"/>
-          <w:lang w:eastAsia="en-GB"/>
-        </w:rPr>
-        <w:t>&lt;&lt; "</w:t>
-      </w:r>
-      <w:proofErr w:type="gramEnd"/>
-      <w:r>
-        <w:rPr>
-          <w:rFonts w:ascii="Consolas" w:eastAsia="Times New Roman" w:hAnsi="Consolas" w:cs="Times New Roman"/>
-          <w:color w:val="BBBEBF"/>
-          <w:sz w:val="21"/>
-          <w:szCs w:val="21"/>
-          <w:lang w:eastAsia="en-GB"/>
-        </w:rPr>
-        <w:t xml:space="preserve">y = " </w:t>
-      </w:r>
-      <w:proofErr w:type="gramStart"/>
-      <w:r>
-        <w:rPr>
-          <w:rFonts w:ascii="Consolas" w:eastAsia="Times New Roman" w:hAnsi="Consolas" w:cs="Times New Roman"/>
-          <w:color w:val="BBBEBF"/>
-          <w:sz w:val="21"/>
-          <w:szCs w:val="21"/>
-          <w:lang w:eastAsia="en-GB"/>
-        </w:rPr>
-        <w:t>&lt;&lt; y</w:t>
-      </w:r>
-      <w:proofErr w:type="gramEnd"/>
-      <w:r>
-        <w:rPr>
-          <w:rFonts w:ascii="Consolas" w:eastAsia="Times New Roman" w:hAnsi="Consolas" w:cs="Times New Roman"/>
-          <w:color w:val="BBBEBF"/>
-          <w:sz w:val="21"/>
-          <w:szCs w:val="21"/>
-          <w:lang w:eastAsia="en-GB"/>
-        </w:rPr>
-        <w:t>;</w:t>
+        <w:t xml:space="preserve">                cout &lt;&lt; "y = " &lt;&lt; y;</w:t>
       </w:r>
     </w:p>
     <w:p>
@@ -3198,120 +2483,30 @@
           <w:szCs w:val="21"/>
           <w:lang w:eastAsia="en-GB"/>
         </w:rPr>
-        <w:t xml:space="preserve">            </w:t>
-      </w:r>
-      <w:proofErr w:type="spellStart"/>
-      <w:r>
-        <w:rPr>
-          <w:rFonts w:ascii="Consolas" w:eastAsia="Times New Roman" w:hAnsi="Consolas" w:cs="Times New Roman"/>
-          <w:color w:val="BBBEBF"/>
-          <w:sz w:val="21"/>
-          <w:szCs w:val="21"/>
-          <w:lang w:eastAsia="en-GB"/>
-        </w:rPr>
-        <w:t>else</w:t>
-      </w:r>
-      <w:proofErr w:type="spellEnd"/>
-    </w:p>
-    <w:p>
-      <w:pPr>
-        <w:shd w:val="clear" w:color="auto" w:fill="121314"/>
-        <w:spacing w:after="0" w:line="285" w:lineRule="atLeast"/>
-        <w:rPr>
-          <w:rFonts w:ascii="Consolas" w:eastAsia="Times New Roman" w:hAnsi="Consolas" w:cs="Times New Roman"/>
-          <w:color w:val="BBBEBF"/>
-          <w:sz w:val="21"/>
-          <w:szCs w:val="21"/>
-          <w:lang w:eastAsia="en-GB"/>
-        </w:rPr>
-      </w:pPr>
-      <w:r>
-        <w:rPr>
-          <w:rFonts w:ascii="Consolas" w:eastAsia="Times New Roman" w:hAnsi="Consolas" w:cs="Times New Roman"/>
-          <w:color w:val="BBBEBF"/>
-          <w:sz w:val="21"/>
-          <w:szCs w:val="21"/>
-          <w:lang w:eastAsia="en-GB"/>
-        </w:rPr>
-        <w:t xml:space="preserve">                </w:t>
-      </w:r>
-      <w:proofErr w:type="spellStart"/>
-      <w:r>
-        <w:rPr>
-          <w:rFonts w:ascii="Consolas" w:eastAsia="Times New Roman" w:hAnsi="Consolas" w:cs="Times New Roman"/>
-          <w:color w:val="BBBEBF"/>
-          <w:sz w:val="21"/>
-          <w:szCs w:val="21"/>
-          <w:lang w:eastAsia="en-GB"/>
-        </w:rPr>
-        <w:t>cout</w:t>
-      </w:r>
-      <w:proofErr w:type="spellEnd"/>
-      <w:r>
-        <w:rPr>
-          <w:rFonts w:ascii="Consolas" w:eastAsia="Times New Roman" w:hAnsi="Consolas" w:cs="Times New Roman"/>
-          <w:color w:val="BBBEBF"/>
-          <w:sz w:val="21"/>
-          <w:szCs w:val="21"/>
-          <w:lang w:eastAsia="en-GB"/>
-        </w:rPr>
-        <w:t xml:space="preserve"> </w:t>
-      </w:r>
-      <w:proofErr w:type="gramStart"/>
-      <w:r>
-        <w:rPr>
-          <w:rFonts w:ascii="Consolas" w:eastAsia="Times New Roman" w:hAnsi="Consolas" w:cs="Times New Roman"/>
-          <w:color w:val="BBBEBF"/>
-          <w:sz w:val="21"/>
-          <w:szCs w:val="21"/>
-          <w:lang w:eastAsia="en-GB"/>
-        </w:rPr>
-        <w:t>&lt;&lt; "</w:t>
-      </w:r>
-      <w:proofErr w:type="spellStart"/>
-      <w:proofErr w:type="gramEnd"/>
-      <w:r>
-        <w:rPr>
-          <w:rFonts w:ascii="Consolas" w:eastAsia="Times New Roman" w:hAnsi="Consolas" w:cs="Times New Roman"/>
-          <w:color w:val="BBBEBF"/>
-          <w:sz w:val="21"/>
-          <w:szCs w:val="21"/>
-          <w:lang w:eastAsia="en-GB"/>
-        </w:rPr>
-        <w:t>Error</w:t>
-      </w:r>
-      <w:proofErr w:type="spellEnd"/>
-      <w:r>
-        <w:rPr>
-          <w:rFonts w:ascii="Consolas" w:eastAsia="Times New Roman" w:hAnsi="Consolas" w:cs="Times New Roman"/>
-          <w:color w:val="BBBEBF"/>
-          <w:sz w:val="21"/>
-          <w:szCs w:val="21"/>
-          <w:lang w:eastAsia="en-GB"/>
-        </w:rPr>
-        <w:t xml:space="preserve">: x не входить в область </w:t>
-      </w:r>
-      <w:proofErr w:type="spellStart"/>
-      <w:r>
-        <w:rPr>
-          <w:rFonts w:ascii="Consolas" w:eastAsia="Times New Roman" w:hAnsi="Consolas" w:cs="Times New Roman"/>
-          <w:color w:val="BBBEBF"/>
-          <w:sz w:val="21"/>
-          <w:szCs w:val="21"/>
-          <w:lang w:eastAsia="en-GB"/>
-        </w:rPr>
-        <w:t>визначення</w:t>
-      </w:r>
-      <w:proofErr w:type="spellEnd"/>
-      <w:r>
-        <w:rPr>
-          <w:rFonts w:ascii="Consolas" w:eastAsia="Times New Roman" w:hAnsi="Consolas" w:cs="Times New Roman"/>
-          <w:color w:val="BBBEBF"/>
-          <w:sz w:val="21"/>
-          <w:szCs w:val="21"/>
-          <w:lang w:eastAsia="en-GB"/>
-        </w:rPr>
-        <w:t>";</w:t>
+        <w:t xml:space="preserve">            else</w:t>
+      </w:r>
+    </w:p>
+    <w:p>
+      <w:pPr>
+        <w:shd w:val="clear" w:color="auto" w:fill="121314"/>
+        <w:spacing w:after="0" w:line="285" w:lineRule="atLeast"/>
+        <w:rPr>
+          <w:rFonts w:ascii="Consolas" w:eastAsia="Times New Roman" w:hAnsi="Consolas" w:cs="Times New Roman"/>
+          <w:color w:val="BBBEBF"/>
+          <w:sz w:val="21"/>
+          <w:szCs w:val="21"/>
+          <w:lang w:eastAsia="en-GB"/>
+        </w:rPr>
+      </w:pPr>
+      <w:r>
+        <w:rPr>
+          <w:rFonts w:ascii="Consolas" w:eastAsia="Times New Roman" w:hAnsi="Consolas" w:cs="Times New Roman"/>
+          <w:color w:val="BBBEBF"/>
+          <w:sz w:val="21"/>
+          <w:szCs w:val="21"/>
+          <w:lang w:eastAsia="en-GB"/>
+        </w:rPr>
+        <w:t xml:space="preserve">                cout &lt;&lt; "Error: x не входить в область визначення";</w:t>
       </w:r>
     </w:p>
     <w:p>
@@ -3357,120 +2552,30 @@
           <w:szCs w:val="21"/>
           <w:lang w:eastAsia="en-GB"/>
         </w:rPr>
-        <w:t xml:space="preserve">        </w:t>
-      </w:r>
-      <w:proofErr w:type="spellStart"/>
-      <w:r>
-        <w:rPr>
-          <w:rFonts w:ascii="Consolas" w:eastAsia="Times New Roman" w:hAnsi="Consolas" w:cs="Times New Roman"/>
-          <w:color w:val="BBBEBF"/>
-          <w:sz w:val="21"/>
-          <w:szCs w:val="21"/>
-          <w:lang w:eastAsia="en-GB"/>
-        </w:rPr>
-        <w:t>else</w:t>
-      </w:r>
-      <w:proofErr w:type="spellEnd"/>
-    </w:p>
-    <w:p>
-      <w:pPr>
-        <w:shd w:val="clear" w:color="auto" w:fill="121314"/>
-        <w:spacing w:after="0" w:line="285" w:lineRule="atLeast"/>
-        <w:rPr>
-          <w:rFonts w:ascii="Consolas" w:eastAsia="Times New Roman" w:hAnsi="Consolas" w:cs="Times New Roman"/>
-          <w:color w:val="BBBEBF"/>
-          <w:sz w:val="21"/>
-          <w:szCs w:val="21"/>
-          <w:lang w:eastAsia="en-GB"/>
-        </w:rPr>
-      </w:pPr>
-      <w:r>
-        <w:rPr>
-          <w:rFonts w:ascii="Consolas" w:eastAsia="Times New Roman" w:hAnsi="Consolas" w:cs="Times New Roman"/>
-          <w:color w:val="BBBEBF"/>
-          <w:sz w:val="21"/>
-          <w:szCs w:val="21"/>
-          <w:lang w:eastAsia="en-GB"/>
-        </w:rPr>
-        <w:t xml:space="preserve">            </w:t>
-      </w:r>
-      <w:proofErr w:type="spellStart"/>
-      <w:r>
-        <w:rPr>
-          <w:rFonts w:ascii="Consolas" w:eastAsia="Times New Roman" w:hAnsi="Consolas" w:cs="Times New Roman"/>
-          <w:color w:val="BBBEBF"/>
-          <w:sz w:val="21"/>
-          <w:szCs w:val="21"/>
-          <w:lang w:eastAsia="en-GB"/>
-        </w:rPr>
-        <w:t>cout</w:t>
-      </w:r>
-      <w:proofErr w:type="spellEnd"/>
-      <w:r>
-        <w:rPr>
-          <w:rFonts w:ascii="Consolas" w:eastAsia="Times New Roman" w:hAnsi="Consolas" w:cs="Times New Roman"/>
-          <w:color w:val="BBBEBF"/>
-          <w:sz w:val="21"/>
-          <w:szCs w:val="21"/>
-          <w:lang w:eastAsia="en-GB"/>
-        </w:rPr>
-        <w:t xml:space="preserve"> </w:t>
-      </w:r>
-      <w:proofErr w:type="gramStart"/>
-      <w:r>
-        <w:rPr>
-          <w:rFonts w:ascii="Consolas" w:eastAsia="Times New Roman" w:hAnsi="Consolas" w:cs="Times New Roman"/>
-          <w:color w:val="BBBEBF"/>
-          <w:sz w:val="21"/>
-          <w:szCs w:val="21"/>
-          <w:lang w:eastAsia="en-GB"/>
-        </w:rPr>
-        <w:t>&lt;&lt; "</w:t>
-      </w:r>
-      <w:proofErr w:type="spellStart"/>
-      <w:proofErr w:type="gramEnd"/>
-      <w:r>
-        <w:rPr>
-          <w:rFonts w:ascii="Consolas" w:eastAsia="Times New Roman" w:hAnsi="Consolas" w:cs="Times New Roman"/>
-          <w:color w:val="BBBEBF"/>
-          <w:sz w:val="21"/>
-          <w:szCs w:val="21"/>
-          <w:lang w:eastAsia="en-GB"/>
-        </w:rPr>
-        <w:t>Error</w:t>
-      </w:r>
-      <w:proofErr w:type="spellEnd"/>
-      <w:r>
-        <w:rPr>
-          <w:rFonts w:ascii="Consolas" w:eastAsia="Times New Roman" w:hAnsi="Consolas" w:cs="Times New Roman"/>
-          <w:color w:val="BBBEBF"/>
-          <w:sz w:val="21"/>
-          <w:szCs w:val="21"/>
-          <w:lang w:eastAsia="en-GB"/>
-        </w:rPr>
-        <w:t xml:space="preserve">: x не входить в область </w:t>
-      </w:r>
-      <w:proofErr w:type="spellStart"/>
-      <w:r>
-        <w:rPr>
-          <w:rFonts w:ascii="Consolas" w:eastAsia="Times New Roman" w:hAnsi="Consolas" w:cs="Times New Roman"/>
-          <w:color w:val="BBBEBF"/>
-          <w:sz w:val="21"/>
-          <w:szCs w:val="21"/>
-          <w:lang w:eastAsia="en-GB"/>
-        </w:rPr>
-        <w:t>визначення</w:t>
-      </w:r>
-      <w:proofErr w:type="spellEnd"/>
-      <w:r>
-        <w:rPr>
-          <w:rFonts w:ascii="Consolas" w:eastAsia="Times New Roman" w:hAnsi="Consolas" w:cs="Times New Roman"/>
-          <w:color w:val="BBBEBF"/>
-          <w:sz w:val="21"/>
-          <w:szCs w:val="21"/>
-          <w:lang w:eastAsia="en-GB"/>
-        </w:rPr>
-        <w:t>";</w:t>
+        <w:t xml:space="preserve">        else</w:t>
+      </w:r>
+    </w:p>
+    <w:p>
+      <w:pPr>
+        <w:shd w:val="clear" w:color="auto" w:fill="121314"/>
+        <w:spacing w:after="0" w:line="285" w:lineRule="atLeast"/>
+        <w:rPr>
+          <w:rFonts w:ascii="Consolas" w:eastAsia="Times New Roman" w:hAnsi="Consolas" w:cs="Times New Roman"/>
+          <w:color w:val="BBBEBF"/>
+          <w:sz w:val="21"/>
+          <w:szCs w:val="21"/>
+          <w:lang w:eastAsia="en-GB"/>
+        </w:rPr>
+      </w:pPr>
+      <w:r>
+        <w:rPr>
+          <w:rFonts w:ascii="Consolas" w:eastAsia="Times New Roman" w:hAnsi="Consolas" w:cs="Times New Roman"/>
+          <w:color w:val="BBBEBF"/>
+          <w:sz w:val="21"/>
+          <w:szCs w:val="21"/>
+          <w:lang w:eastAsia="en-GB"/>
+        </w:rPr>
+        <w:t xml:space="preserve">            cout &lt;&lt; "Error: x не входить в область визначення";</w:t>
       </w:r>
     </w:p>
     <w:p>
@@ -3516,165 +2621,53 @@
           <w:szCs w:val="21"/>
           <w:lang w:eastAsia="en-GB"/>
         </w:rPr>
-        <w:t xml:space="preserve">    </w:t>
-      </w:r>
-      <w:proofErr w:type="spellStart"/>
-      <w:r>
-        <w:rPr>
-          <w:rFonts w:ascii="Consolas" w:eastAsia="Times New Roman" w:hAnsi="Consolas" w:cs="Times New Roman"/>
-          <w:color w:val="BBBEBF"/>
-          <w:sz w:val="21"/>
-          <w:szCs w:val="21"/>
-          <w:lang w:eastAsia="en-GB"/>
-        </w:rPr>
-        <w:t>else</w:t>
-      </w:r>
-      <w:proofErr w:type="spellEnd"/>
-    </w:p>
-    <w:p>
-      <w:pPr>
-        <w:shd w:val="clear" w:color="auto" w:fill="121314"/>
-        <w:spacing w:after="0" w:line="285" w:lineRule="atLeast"/>
-        <w:rPr>
-          <w:rFonts w:ascii="Consolas" w:eastAsia="Times New Roman" w:hAnsi="Consolas" w:cs="Times New Roman"/>
-          <w:color w:val="BBBEBF"/>
-          <w:sz w:val="21"/>
-          <w:szCs w:val="21"/>
-          <w:lang w:eastAsia="en-GB"/>
-        </w:rPr>
-      </w:pPr>
-      <w:r>
-        <w:rPr>
-          <w:rFonts w:ascii="Consolas" w:eastAsia="Times New Roman" w:hAnsi="Consolas" w:cs="Times New Roman"/>
-          <w:color w:val="BBBEBF"/>
-          <w:sz w:val="21"/>
-          <w:szCs w:val="21"/>
-          <w:lang w:eastAsia="en-GB"/>
-        </w:rPr>
-        <w:t xml:space="preserve">        </w:t>
-      </w:r>
-      <w:proofErr w:type="spellStart"/>
-      <w:r>
-        <w:rPr>
-          <w:rFonts w:ascii="Consolas" w:eastAsia="Times New Roman" w:hAnsi="Consolas" w:cs="Times New Roman"/>
-          <w:color w:val="BBBEBF"/>
-          <w:sz w:val="21"/>
-          <w:szCs w:val="21"/>
-          <w:lang w:eastAsia="en-GB"/>
-        </w:rPr>
-        <w:t>cout</w:t>
-      </w:r>
-      <w:proofErr w:type="spellEnd"/>
-      <w:r>
-        <w:rPr>
-          <w:rFonts w:ascii="Consolas" w:eastAsia="Times New Roman" w:hAnsi="Consolas" w:cs="Times New Roman"/>
-          <w:color w:val="BBBEBF"/>
-          <w:sz w:val="21"/>
-          <w:szCs w:val="21"/>
-          <w:lang w:eastAsia="en-GB"/>
-        </w:rPr>
-        <w:t xml:space="preserve"> </w:t>
-      </w:r>
-      <w:proofErr w:type="gramStart"/>
-      <w:r>
-        <w:rPr>
-          <w:rFonts w:ascii="Consolas" w:eastAsia="Times New Roman" w:hAnsi="Consolas" w:cs="Times New Roman"/>
-          <w:color w:val="BBBEBF"/>
-          <w:sz w:val="21"/>
-          <w:szCs w:val="21"/>
-          <w:lang w:eastAsia="en-GB"/>
-        </w:rPr>
-        <w:t>&lt;&lt; "</w:t>
-      </w:r>
-      <w:proofErr w:type="spellStart"/>
-      <w:proofErr w:type="gramEnd"/>
-      <w:r>
-        <w:rPr>
-          <w:rFonts w:ascii="Consolas" w:eastAsia="Times New Roman" w:hAnsi="Consolas" w:cs="Times New Roman"/>
-          <w:color w:val="BBBEBF"/>
-          <w:sz w:val="21"/>
-          <w:szCs w:val="21"/>
-          <w:lang w:eastAsia="en-GB"/>
-        </w:rPr>
-        <w:t>Error</w:t>
-      </w:r>
-      <w:proofErr w:type="spellEnd"/>
-      <w:r>
-        <w:rPr>
-          <w:rFonts w:ascii="Consolas" w:eastAsia="Times New Roman" w:hAnsi="Consolas" w:cs="Times New Roman"/>
-          <w:color w:val="BBBEBF"/>
-          <w:sz w:val="21"/>
-          <w:szCs w:val="21"/>
-          <w:lang w:eastAsia="en-GB"/>
-        </w:rPr>
-        <w:t xml:space="preserve">: x не входить в область </w:t>
-      </w:r>
-      <w:proofErr w:type="spellStart"/>
-      <w:r>
-        <w:rPr>
-          <w:rFonts w:ascii="Consolas" w:eastAsia="Times New Roman" w:hAnsi="Consolas" w:cs="Times New Roman"/>
-          <w:color w:val="BBBEBF"/>
-          <w:sz w:val="21"/>
-          <w:szCs w:val="21"/>
-          <w:lang w:eastAsia="en-GB"/>
-        </w:rPr>
-        <w:t>визначення</w:t>
-      </w:r>
-      <w:proofErr w:type="spellEnd"/>
-      <w:r>
-        <w:rPr>
-          <w:rFonts w:ascii="Consolas" w:eastAsia="Times New Roman" w:hAnsi="Consolas" w:cs="Times New Roman"/>
-          <w:color w:val="BBBEBF"/>
-          <w:sz w:val="21"/>
-          <w:szCs w:val="21"/>
-          <w:lang w:eastAsia="en-GB"/>
-        </w:rPr>
-        <w:t>";</w:t>
-      </w:r>
-    </w:p>
-    <w:p>
-      <w:pPr>
-        <w:shd w:val="clear" w:color="auto" w:fill="121314"/>
-        <w:spacing w:after="0" w:line="285" w:lineRule="atLeast"/>
-        <w:rPr>
-          <w:rFonts w:ascii="Consolas" w:eastAsia="Times New Roman" w:hAnsi="Consolas" w:cs="Times New Roman"/>
-          <w:color w:val="BBBEBF"/>
-          <w:sz w:val="21"/>
-          <w:szCs w:val="21"/>
-          <w:lang w:eastAsia="en-GB"/>
-        </w:rPr>
-      </w:pPr>
-      <w:r>
-        <w:rPr>
-          <w:rFonts w:ascii="Consolas" w:eastAsia="Times New Roman" w:hAnsi="Consolas" w:cs="Times New Roman"/>
-          <w:color w:val="BBBEBF"/>
-          <w:sz w:val="21"/>
-          <w:szCs w:val="21"/>
-          <w:lang w:eastAsia="en-GB"/>
-        </w:rPr>
-        <w:t xml:space="preserve">    </w:t>
-      </w:r>
-      <w:proofErr w:type="spellStart"/>
-      <w:r>
-        <w:rPr>
-          <w:rFonts w:ascii="Consolas" w:eastAsia="Times New Roman" w:hAnsi="Consolas" w:cs="Times New Roman"/>
-          <w:color w:val="BBBEBF"/>
-          <w:sz w:val="21"/>
-          <w:szCs w:val="21"/>
-          <w:lang w:eastAsia="en-GB"/>
-        </w:rPr>
-        <w:t>return</w:t>
-      </w:r>
-      <w:proofErr w:type="spellEnd"/>
-      <w:r>
-        <w:rPr>
-          <w:rFonts w:ascii="Consolas" w:eastAsia="Times New Roman" w:hAnsi="Consolas" w:cs="Times New Roman"/>
-          <w:color w:val="BBBEBF"/>
-          <w:sz w:val="21"/>
-          <w:szCs w:val="21"/>
-          <w:lang w:eastAsia="en-GB"/>
-        </w:rPr>
-        <w:t xml:space="preserve"> 0;</w:t>
+        <w:t xml:space="preserve">    else</w:t>
+      </w:r>
+    </w:p>
+    <w:p>
+      <w:pPr>
+        <w:shd w:val="clear" w:color="auto" w:fill="121314"/>
+        <w:spacing w:after="0" w:line="285" w:lineRule="atLeast"/>
+        <w:rPr>
+          <w:rFonts w:ascii="Consolas" w:eastAsia="Times New Roman" w:hAnsi="Consolas" w:cs="Times New Roman"/>
+          <w:color w:val="BBBEBF"/>
+          <w:sz w:val="21"/>
+          <w:szCs w:val="21"/>
+          <w:lang w:eastAsia="en-GB"/>
+        </w:rPr>
+      </w:pPr>
+      <w:r>
+        <w:rPr>
+          <w:rFonts w:ascii="Consolas" w:eastAsia="Times New Roman" w:hAnsi="Consolas" w:cs="Times New Roman"/>
+          <w:color w:val="BBBEBF"/>
+          <w:sz w:val="21"/>
+          <w:szCs w:val="21"/>
+          <w:lang w:eastAsia="en-GB"/>
+        </w:rPr>
+        <w:t xml:space="preserve">        cout &lt;&lt; "Error: x не входить в область визначення";</w:t>
+      </w:r>
+    </w:p>
+    <w:p>
+      <w:pPr>
+        <w:shd w:val="clear" w:color="auto" w:fill="121314"/>
+        <w:spacing w:after="0" w:line="285" w:lineRule="atLeast"/>
+        <w:rPr>
+          <w:rFonts w:ascii="Consolas" w:eastAsia="Times New Roman" w:hAnsi="Consolas" w:cs="Times New Roman"/>
+          <w:color w:val="BBBEBF"/>
+          <w:sz w:val="21"/>
+          <w:szCs w:val="21"/>
+          <w:lang w:eastAsia="en-GB"/>
+        </w:rPr>
+      </w:pPr>
+      <w:r>
+        <w:rPr>
+          <w:rFonts w:ascii="Consolas" w:eastAsia="Times New Roman" w:hAnsi="Consolas" w:cs="Times New Roman"/>
+          <w:color w:val="BBBEBF"/>
+          <w:sz w:val="21"/>
+          <w:szCs w:val="21"/>
+          <w:lang w:eastAsia="en-GB"/>
+        </w:rPr>
+        <w:t xml:space="preserve">    return 0;</w:t>
       </w:r>
     </w:p>
     <w:p>
@@ -3732,18 +2725,7 @@
           <w:szCs w:val="20"/>
           <w:lang w:val="uk-UA"/>
         </w:rPr>
-        <w:t>Лістинг програми</w:t>
-      </w:r>
-      <w:r>
-        <w:rPr>
-          <w:rFonts w:ascii="Times New Roman" w:hAnsi="Times New Roman" w:cs="Times New Roman"/>
-          <w:b/>
-          <w:bCs/>
-          <w:sz w:val="32"/>
-          <w:szCs w:val="20"/>
-          <w:lang w:val="uk-UA"/>
-        </w:rPr>
-        <w:t xml:space="preserve"> номер 2</w:t>
+        <w:t>Лістинг програми номер 2</w:t>
       </w:r>
     </w:p>
     <w:p>
@@ -3766,531 +2748,207 @@
           <w:szCs w:val="21"/>
           <w:lang w:eastAsia="en-GB"/>
         </w:rPr>
-        <w:t>#include &lt;</w:t>
-      </w:r>
-      <w:proofErr w:type="spellStart"/>
-      <w:r>
-        <w:rPr>
-          <w:rFonts w:ascii="Consolas" w:eastAsia="Times New Roman" w:hAnsi="Consolas" w:cs="Times New Roman"/>
-          <w:color w:val="BBBEBF"/>
-          <w:sz w:val="21"/>
-          <w:szCs w:val="21"/>
-          <w:lang w:eastAsia="en-GB"/>
-        </w:rPr>
-        <w:t>iostream</w:t>
-      </w:r>
-      <w:proofErr w:type="spellEnd"/>
-      <w:r>
-        <w:rPr>
-          <w:rFonts w:ascii="Consolas" w:eastAsia="Times New Roman" w:hAnsi="Consolas" w:cs="Times New Roman"/>
-          <w:color w:val="BBBEBF"/>
-          <w:sz w:val="21"/>
-          <w:szCs w:val="21"/>
-          <w:lang w:eastAsia="en-GB"/>
-        </w:rPr>
-        <w:t>&gt;</w:t>
-      </w:r>
-    </w:p>
-    <w:p>
-      <w:pPr>
-        <w:shd w:val="clear" w:color="auto" w:fill="121314"/>
-        <w:spacing w:after="0" w:line="285" w:lineRule="atLeast"/>
-        <w:rPr>
-          <w:rFonts w:ascii="Consolas" w:eastAsia="Times New Roman" w:hAnsi="Consolas" w:cs="Times New Roman"/>
-          <w:color w:val="BBBEBF"/>
-          <w:sz w:val="21"/>
-          <w:szCs w:val="21"/>
-          <w:lang w:eastAsia="en-GB"/>
-        </w:rPr>
-      </w:pPr>
-      <w:proofErr w:type="spellStart"/>
-      <w:r>
-        <w:rPr>
-          <w:rFonts w:ascii="Consolas" w:eastAsia="Times New Roman" w:hAnsi="Consolas" w:cs="Times New Roman"/>
-          <w:color w:val="BBBEBF"/>
-          <w:sz w:val="21"/>
-          <w:szCs w:val="21"/>
-          <w:lang w:eastAsia="en-GB"/>
-        </w:rPr>
-        <w:t>using</w:t>
-      </w:r>
-      <w:proofErr w:type="spellEnd"/>
-      <w:r>
-        <w:rPr>
-          <w:rFonts w:ascii="Consolas" w:eastAsia="Times New Roman" w:hAnsi="Consolas" w:cs="Times New Roman"/>
-          <w:color w:val="BBBEBF"/>
-          <w:sz w:val="21"/>
-          <w:szCs w:val="21"/>
-          <w:lang w:eastAsia="en-GB"/>
-        </w:rPr>
-        <w:t xml:space="preserve"> </w:t>
-      </w:r>
-      <w:proofErr w:type="spellStart"/>
-      <w:r>
-        <w:rPr>
-          <w:rFonts w:ascii="Consolas" w:eastAsia="Times New Roman" w:hAnsi="Consolas" w:cs="Times New Roman"/>
-          <w:color w:val="BBBEBF"/>
-          <w:sz w:val="21"/>
-          <w:szCs w:val="21"/>
-          <w:lang w:eastAsia="en-GB"/>
-        </w:rPr>
-        <w:t>namespace</w:t>
-      </w:r>
-      <w:proofErr w:type="spellEnd"/>
-      <w:r>
-        <w:rPr>
-          <w:rFonts w:ascii="Consolas" w:eastAsia="Times New Roman" w:hAnsi="Consolas" w:cs="Times New Roman"/>
-          <w:color w:val="BBBEBF"/>
-          <w:sz w:val="21"/>
-          <w:szCs w:val="21"/>
-          <w:lang w:eastAsia="en-GB"/>
-        </w:rPr>
-        <w:t xml:space="preserve"> </w:t>
-      </w:r>
-      <w:proofErr w:type="spellStart"/>
-      <w:r>
-        <w:rPr>
-          <w:rFonts w:ascii="Consolas" w:eastAsia="Times New Roman" w:hAnsi="Consolas" w:cs="Times New Roman"/>
-          <w:color w:val="BBBEBF"/>
-          <w:sz w:val="21"/>
-          <w:szCs w:val="21"/>
-          <w:lang w:eastAsia="en-GB"/>
-        </w:rPr>
-        <w:t>std</w:t>
-      </w:r>
-      <w:proofErr w:type="spellEnd"/>
-      <w:r>
-        <w:rPr>
-          <w:rFonts w:ascii="Consolas" w:eastAsia="Times New Roman" w:hAnsi="Consolas" w:cs="Times New Roman"/>
-          <w:color w:val="BBBEBF"/>
-          <w:sz w:val="21"/>
-          <w:szCs w:val="21"/>
-          <w:lang w:eastAsia="en-GB"/>
-        </w:rPr>
-        <w:t>;</w:t>
-      </w:r>
-    </w:p>
-    <w:p>
-      <w:pPr>
-        <w:shd w:val="clear" w:color="auto" w:fill="121314"/>
-        <w:spacing w:after="0" w:line="285" w:lineRule="atLeast"/>
-        <w:rPr>
-          <w:rFonts w:ascii="Consolas" w:eastAsia="Times New Roman" w:hAnsi="Consolas" w:cs="Times New Roman"/>
-          <w:color w:val="BBBEBF"/>
-          <w:sz w:val="21"/>
-          <w:szCs w:val="21"/>
-          <w:lang w:eastAsia="en-GB"/>
-        </w:rPr>
-      </w:pPr>
-    </w:p>
-    <w:p>
-      <w:pPr>
-        <w:shd w:val="clear" w:color="auto" w:fill="121314"/>
-        <w:spacing w:after="0" w:line="285" w:lineRule="atLeast"/>
-        <w:rPr>
-          <w:rFonts w:ascii="Consolas" w:eastAsia="Times New Roman" w:hAnsi="Consolas" w:cs="Times New Roman"/>
-          <w:color w:val="BBBEBF"/>
-          <w:sz w:val="21"/>
-          <w:szCs w:val="21"/>
-          <w:lang w:eastAsia="en-GB"/>
-        </w:rPr>
-      </w:pPr>
-      <w:proofErr w:type="spellStart"/>
-      <w:r>
-        <w:rPr>
-          <w:rFonts w:ascii="Consolas" w:eastAsia="Times New Roman" w:hAnsi="Consolas" w:cs="Times New Roman"/>
-          <w:color w:val="BBBEBF"/>
-          <w:sz w:val="21"/>
-          <w:szCs w:val="21"/>
-          <w:lang w:eastAsia="en-GB"/>
-        </w:rPr>
-        <w:t>int</w:t>
-      </w:r>
-      <w:proofErr w:type="spellEnd"/>
-      <w:r>
-        <w:rPr>
-          <w:rFonts w:ascii="Consolas" w:eastAsia="Times New Roman" w:hAnsi="Consolas" w:cs="Times New Roman"/>
-          <w:color w:val="BBBEBF"/>
-          <w:sz w:val="21"/>
-          <w:szCs w:val="21"/>
-          <w:lang w:eastAsia="en-GB"/>
-        </w:rPr>
-        <w:t xml:space="preserve"> </w:t>
-      </w:r>
-      <w:proofErr w:type="spellStart"/>
-      <w:proofErr w:type="gramStart"/>
-      <w:r>
-        <w:rPr>
-          <w:rFonts w:ascii="Consolas" w:eastAsia="Times New Roman" w:hAnsi="Consolas" w:cs="Times New Roman"/>
-          <w:color w:val="BBBEBF"/>
-          <w:sz w:val="21"/>
-          <w:szCs w:val="21"/>
-          <w:lang w:eastAsia="en-GB"/>
-        </w:rPr>
-        <w:t>main</w:t>
-      </w:r>
-      <w:proofErr w:type="spellEnd"/>
-      <w:r>
-        <w:rPr>
-          <w:rFonts w:ascii="Consolas" w:eastAsia="Times New Roman" w:hAnsi="Consolas" w:cs="Times New Roman"/>
-          <w:color w:val="BBBEBF"/>
-          <w:sz w:val="21"/>
-          <w:szCs w:val="21"/>
-          <w:lang w:eastAsia="en-GB"/>
-        </w:rPr>
-        <w:t>(</w:t>
-      </w:r>
-      <w:proofErr w:type="gramEnd"/>
-      <w:r>
-        <w:rPr>
-          <w:rFonts w:ascii="Consolas" w:eastAsia="Times New Roman" w:hAnsi="Consolas" w:cs="Times New Roman"/>
-          <w:color w:val="BBBEBF"/>
-          <w:sz w:val="21"/>
-          <w:szCs w:val="21"/>
-          <w:lang w:eastAsia="en-GB"/>
-        </w:rPr>
-        <w:t>) {</w:t>
-      </w:r>
-    </w:p>
-    <w:p>
-      <w:pPr>
-        <w:shd w:val="clear" w:color="auto" w:fill="121314"/>
-        <w:spacing w:after="0" w:line="285" w:lineRule="atLeast"/>
-        <w:rPr>
-          <w:rFonts w:ascii="Consolas" w:eastAsia="Times New Roman" w:hAnsi="Consolas" w:cs="Times New Roman"/>
-          <w:color w:val="BBBEBF"/>
-          <w:sz w:val="21"/>
-          <w:szCs w:val="21"/>
-          <w:lang w:eastAsia="en-GB"/>
-        </w:rPr>
-      </w:pPr>
-      <w:r>
-        <w:rPr>
-          <w:rFonts w:ascii="Consolas" w:eastAsia="Times New Roman" w:hAnsi="Consolas" w:cs="Times New Roman"/>
-          <w:color w:val="BBBEBF"/>
-          <w:sz w:val="21"/>
-          <w:szCs w:val="21"/>
-          <w:lang w:eastAsia="en-GB"/>
-        </w:rPr>
-        <w:t xml:space="preserve">    </w:t>
-      </w:r>
-      <w:proofErr w:type="spellStart"/>
-      <w:proofErr w:type="gramStart"/>
-      <w:r>
-        <w:rPr>
-          <w:rFonts w:ascii="Consolas" w:eastAsia="Times New Roman" w:hAnsi="Consolas" w:cs="Times New Roman"/>
-          <w:color w:val="BBBEBF"/>
-          <w:sz w:val="21"/>
-          <w:szCs w:val="21"/>
-          <w:lang w:eastAsia="en-GB"/>
-        </w:rPr>
-        <w:t>setlocale</w:t>
-      </w:r>
-      <w:proofErr w:type="spellEnd"/>
-      <w:r>
-        <w:rPr>
-          <w:rFonts w:ascii="Consolas" w:eastAsia="Times New Roman" w:hAnsi="Consolas" w:cs="Times New Roman"/>
-          <w:color w:val="BBBEBF"/>
-          <w:sz w:val="21"/>
-          <w:szCs w:val="21"/>
-          <w:lang w:eastAsia="en-GB"/>
-        </w:rPr>
-        <w:t>(</w:t>
-      </w:r>
-      <w:proofErr w:type="gramEnd"/>
-      <w:r>
-        <w:rPr>
-          <w:rFonts w:ascii="Consolas" w:eastAsia="Times New Roman" w:hAnsi="Consolas" w:cs="Times New Roman"/>
-          <w:color w:val="BBBEBF"/>
-          <w:sz w:val="21"/>
-          <w:szCs w:val="21"/>
-          <w:lang w:eastAsia="en-GB"/>
-        </w:rPr>
-        <w:t>LC_ALL, "UKR");</w:t>
-      </w:r>
-    </w:p>
-    <w:p>
-      <w:pPr>
-        <w:shd w:val="clear" w:color="auto" w:fill="121314"/>
-        <w:spacing w:after="0" w:line="285" w:lineRule="atLeast"/>
-        <w:rPr>
-          <w:rFonts w:ascii="Consolas" w:eastAsia="Times New Roman" w:hAnsi="Consolas" w:cs="Times New Roman"/>
-          <w:color w:val="BBBEBF"/>
-          <w:sz w:val="21"/>
-          <w:szCs w:val="21"/>
-          <w:lang w:eastAsia="en-GB"/>
-        </w:rPr>
-      </w:pPr>
-      <w:r>
-        <w:rPr>
-          <w:rFonts w:ascii="Consolas" w:eastAsia="Times New Roman" w:hAnsi="Consolas" w:cs="Times New Roman"/>
-          <w:color w:val="BBBEBF"/>
-          <w:sz w:val="21"/>
-          <w:szCs w:val="21"/>
-          <w:lang w:eastAsia="en-GB"/>
-        </w:rPr>
-        <w:t xml:space="preserve">    </w:t>
-      </w:r>
-      <w:proofErr w:type="spellStart"/>
-      <w:r>
-        <w:rPr>
-          <w:rFonts w:ascii="Consolas" w:eastAsia="Times New Roman" w:hAnsi="Consolas" w:cs="Times New Roman"/>
-          <w:color w:val="BBBEBF"/>
-          <w:sz w:val="21"/>
-          <w:szCs w:val="21"/>
-          <w:lang w:eastAsia="en-GB"/>
-        </w:rPr>
-        <w:t>int</w:t>
-      </w:r>
-      <w:proofErr w:type="spellEnd"/>
-      <w:r>
-        <w:rPr>
-          <w:rFonts w:ascii="Consolas" w:eastAsia="Times New Roman" w:hAnsi="Consolas" w:cs="Times New Roman"/>
-          <w:color w:val="BBBEBF"/>
-          <w:sz w:val="21"/>
-          <w:szCs w:val="21"/>
-          <w:lang w:eastAsia="en-GB"/>
-        </w:rPr>
-        <w:t xml:space="preserve"> x, y;</w:t>
-      </w:r>
-    </w:p>
-    <w:p>
-      <w:pPr>
-        <w:shd w:val="clear" w:color="auto" w:fill="121314"/>
-        <w:spacing w:after="0" w:line="285" w:lineRule="atLeast"/>
-        <w:rPr>
-          <w:rFonts w:ascii="Consolas" w:eastAsia="Times New Roman" w:hAnsi="Consolas" w:cs="Times New Roman"/>
-          <w:color w:val="BBBEBF"/>
-          <w:sz w:val="21"/>
-          <w:szCs w:val="21"/>
-          <w:lang w:eastAsia="en-GB"/>
-        </w:rPr>
-      </w:pPr>
-    </w:p>
-    <w:p>
-      <w:pPr>
-        <w:shd w:val="clear" w:color="auto" w:fill="121314"/>
-        <w:spacing w:after="0" w:line="285" w:lineRule="atLeast"/>
-        <w:rPr>
-          <w:rFonts w:ascii="Consolas" w:eastAsia="Times New Roman" w:hAnsi="Consolas" w:cs="Times New Roman"/>
-          <w:color w:val="BBBEBF"/>
-          <w:sz w:val="21"/>
-          <w:szCs w:val="21"/>
-          <w:lang w:eastAsia="en-GB"/>
-        </w:rPr>
-      </w:pPr>
-      <w:r>
-        <w:rPr>
-          <w:rFonts w:ascii="Consolas" w:eastAsia="Times New Roman" w:hAnsi="Consolas" w:cs="Times New Roman"/>
-          <w:color w:val="BBBEBF"/>
-          <w:sz w:val="21"/>
-          <w:szCs w:val="21"/>
-          <w:lang w:eastAsia="en-GB"/>
-        </w:rPr>
-        <w:t xml:space="preserve">    </w:t>
-      </w:r>
-      <w:proofErr w:type="spellStart"/>
-      <w:r>
-        <w:rPr>
-          <w:rFonts w:ascii="Consolas" w:eastAsia="Times New Roman" w:hAnsi="Consolas" w:cs="Times New Roman"/>
-          <w:color w:val="BBBEBF"/>
-          <w:sz w:val="21"/>
-          <w:szCs w:val="21"/>
-          <w:lang w:eastAsia="en-GB"/>
-        </w:rPr>
-        <w:t>cout</w:t>
-      </w:r>
-      <w:proofErr w:type="spellEnd"/>
-      <w:r>
-        <w:rPr>
-          <w:rFonts w:ascii="Consolas" w:eastAsia="Times New Roman" w:hAnsi="Consolas" w:cs="Times New Roman"/>
-          <w:color w:val="BBBEBF"/>
-          <w:sz w:val="21"/>
-          <w:szCs w:val="21"/>
-          <w:lang w:eastAsia="en-GB"/>
-        </w:rPr>
-        <w:t xml:space="preserve"> &lt;&lt; "</w:t>
-      </w:r>
-      <w:proofErr w:type="spellStart"/>
-      <w:r>
-        <w:rPr>
-          <w:rFonts w:ascii="Consolas" w:eastAsia="Times New Roman" w:hAnsi="Consolas" w:cs="Times New Roman"/>
-          <w:color w:val="BBBEBF"/>
-          <w:sz w:val="21"/>
-          <w:szCs w:val="21"/>
-          <w:lang w:eastAsia="en-GB"/>
-        </w:rPr>
-        <w:t>Введiть</w:t>
-      </w:r>
-      <w:proofErr w:type="spellEnd"/>
-      <w:r>
-        <w:rPr>
-          <w:rFonts w:ascii="Consolas" w:eastAsia="Times New Roman" w:hAnsi="Consolas" w:cs="Times New Roman"/>
-          <w:color w:val="BBBEBF"/>
-          <w:sz w:val="21"/>
-          <w:szCs w:val="21"/>
-          <w:lang w:eastAsia="en-GB"/>
-        </w:rPr>
-        <w:t xml:space="preserve"> x: ";</w:t>
-      </w:r>
-    </w:p>
-    <w:p>
-      <w:pPr>
-        <w:shd w:val="clear" w:color="auto" w:fill="121314"/>
-        <w:spacing w:after="0" w:line="285" w:lineRule="atLeast"/>
-        <w:rPr>
-          <w:rFonts w:ascii="Consolas" w:eastAsia="Times New Roman" w:hAnsi="Consolas" w:cs="Times New Roman"/>
-          <w:color w:val="BBBEBF"/>
-          <w:sz w:val="21"/>
-          <w:szCs w:val="21"/>
-          <w:lang w:eastAsia="en-GB"/>
-        </w:rPr>
-      </w:pPr>
-      <w:r>
-        <w:rPr>
-          <w:rFonts w:ascii="Consolas" w:eastAsia="Times New Roman" w:hAnsi="Consolas" w:cs="Times New Roman"/>
-          <w:color w:val="BBBEBF"/>
-          <w:sz w:val="21"/>
-          <w:szCs w:val="21"/>
-          <w:lang w:eastAsia="en-GB"/>
-        </w:rPr>
-        <w:t xml:space="preserve">    </w:t>
-      </w:r>
-      <w:proofErr w:type="spellStart"/>
-      <w:proofErr w:type="gramStart"/>
-      <w:r>
-        <w:rPr>
-          <w:rFonts w:ascii="Consolas" w:eastAsia="Times New Roman" w:hAnsi="Consolas" w:cs="Times New Roman"/>
-          <w:color w:val="BBBEBF"/>
-          <w:sz w:val="21"/>
-          <w:szCs w:val="21"/>
-          <w:lang w:eastAsia="en-GB"/>
-        </w:rPr>
-        <w:t>cin</w:t>
-      </w:r>
-      <w:proofErr w:type="spellEnd"/>
-      <w:r>
-        <w:rPr>
-          <w:rFonts w:ascii="Consolas" w:eastAsia="Times New Roman" w:hAnsi="Consolas" w:cs="Times New Roman"/>
-          <w:color w:val="BBBEBF"/>
-          <w:sz w:val="21"/>
-          <w:szCs w:val="21"/>
-          <w:lang w:eastAsia="en-GB"/>
-        </w:rPr>
-        <w:t xml:space="preserve"> &gt;</w:t>
-      </w:r>
-      <w:proofErr w:type="gramEnd"/>
-      <w:r>
-        <w:rPr>
-          <w:rFonts w:ascii="Consolas" w:eastAsia="Times New Roman" w:hAnsi="Consolas" w:cs="Times New Roman"/>
-          <w:color w:val="BBBEBF"/>
-          <w:sz w:val="21"/>
-          <w:szCs w:val="21"/>
-          <w:lang w:eastAsia="en-GB"/>
-        </w:rPr>
-        <w:t>&gt; x;</w:t>
-      </w:r>
-    </w:p>
-    <w:p>
-      <w:pPr>
-        <w:shd w:val="clear" w:color="auto" w:fill="121314"/>
-        <w:spacing w:after="0" w:line="285" w:lineRule="atLeast"/>
-        <w:rPr>
-          <w:rFonts w:ascii="Consolas" w:eastAsia="Times New Roman" w:hAnsi="Consolas" w:cs="Times New Roman"/>
-          <w:color w:val="BBBEBF"/>
-          <w:sz w:val="21"/>
-          <w:szCs w:val="21"/>
-          <w:lang w:eastAsia="en-GB"/>
-        </w:rPr>
-      </w:pPr>
-    </w:p>
-    <w:p>
-      <w:pPr>
-        <w:shd w:val="clear" w:color="auto" w:fill="121314"/>
-        <w:spacing w:after="0" w:line="285" w:lineRule="atLeast"/>
-        <w:rPr>
-          <w:rFonts w:ascii="Consolas" w:eastAsia="Times New Roman" w:hAnsi="Consolas" w:cs="Times New Roman"/>
-          <w:color w:val="BBBEBF"/>
-          <w:sz w:val="21"/>
-          <w:szCs w:val="21"/>
-          <w:lang w:eastAsia="en-GB"/>
-        </w:rPr>
-      </w:pPr>
-      <w:r>
-        <w:rPr>
-          <w:rFonts w:ascii="Consolas" w:eastAsia="Times New Roman" w:hAnsi="Consolas" w:cs="Times New Roman"/>
-          <w:color w:val="BBBEBF"/>
-          <w:sz w:val="21"/>
-          <w:szCs w:val="21"/>
-          <w:lang w:eastAsia="en-GB"/>
-        </w:rPr>
-        <w:t xml:space="preserve">    </w:t>
-      </w:r>
-      <w:proofErr w:type="spellStart"/>
-      <w:r>
-        <w:rPr>
-          <w:rFonts w:ascii="Consolas" w:eastAsia="Times New Roman" w:hAnsi="Consolas" w:cs="Times New Roman"/>
-          <w:color w:val="BBBEBF"/>
-          <w:sz w:val="21"/>
-          <w:szCs w:val="21"/>
-          <w:lang w:eastAsia="en-GB"/>
-        </w:rPr>
-        <w:t>if</w:t>
-      </w:r>
-      <w:proofErr w:type="spellEnd"/>
-      <w:r>
-        <w:rPr>
-          <w:rFonts w:ascii="Consolas" w:eastAsia="Times New Roman" w:hAnsi="Consolas" w:cs="Times New Roman"/>
-          <w:color w:val="BBBEBF"/>
-          <w:sz w:val="21"/>
-          <w:szCs w:val="21"/>
-          <w:lang w:eastAsia="en-GB"/>
-        </w:rPr>
-        <w:t xml:space="preserve"> ((</w:t>
-      </w:r>
-      <w:proofErr w:type="gramStart"/>
-      <w:r>
-        <w:rPr>
-          <w:rFonts w:ascii="Consolas" w:eastAsia="Times New Roman" w:hAnsi="Consolas" w:cs="Times New Roman"/>
-          <w:color w:val="BBBEBF"/>
-          <w:sz w:val="21"/>
-          <w:szCs w:val="21"/>
-          <w:lang w:eastAsia="en-GB"/>
-        </w:rPr>
-        <w:t>x &gt;</w:t>
-      </w:r>
-      <w:proofErr w:type="gramEnd"/>
-      <w:r>
-        <w:rPr>
-          <w:rFonts w:ascii="Consolas" w:eastAsia="Times New Roman" w:hAnsi="Consolas" w:cs="Times New Roman"/>
-          <w:color w:val="BBBEBF"/>
-          <w:sz w:val="21"/>
-          <w:szCs w:val="21"/>
-          <w:lang w:eastAsia="en-GB"/>
-        </w:rPr>
-        <w:t xml:space="preserve"> -10 &amp;&amp; x &lt;= -5) || (</w:t>
-      </w:r>
-      <w:proofErr w:type="gramStart"/>
-      <w:r>
-        <w:rPr>
-          <w:rFonts w:ascii="Consolas" w:eastAsia="Times New Roman" w:hAnsi="Consolas" w:cs="Times New Roman"/>
-          <w:color w:val="BBBEBF"/>
-          <w:sz w:val="21"/>
-          <w:szCs w:val="21"/>
-          <w:lang w:eastAsia="en-GB"/>
-        </w:rPr>
-        <w:t>x &gt;</w:t>
-      </w:r>
-      <w:proofErr w:type="gramEnd"/>
-      <w:r>
-        <w:rPr>
-          <w:rFonts w:ascii="Consolas" w:eastAsia="Times New Roman" w:hAnsi="Consolas" w:cs="Times New Roman"/>
-          <w:color w:val="BBBEBF"/>
-          <w:sz w:val="21"/>
-          <w:szCs w:val="21"/>
-          <w:lang w:eastAsia="en-GB"/>
-        </w:rPr>
-        <w:t xml:space="preserve"> 5 &amp;&amp; x &lt;= 15)) {</w:t>
+        <w:t>#include &lt;iostream&gt;</w:t>
+      </w:r>
+    </w:p>
+    <w:p>
+      <w:pPr>
+        <w:shd w:val="clear" w:color="auto" w:fill="121314"/>
+        <w:spacing w:after="0" w:line="285" w:lineRule="atLeast"/>
+        <w:rPr>
+          <w:rFonts w:ascii="Consolas" w:eastAsia="Times New Roman" w:hAnsi="Consolas" w:cs="Times New Roman"/>
+          <w:color w:val="BBBEBF"/>
+          <w:sz w:val="21"/>
+          <w:szCs w:val="21"/>
+          <w:lang w:eastAsia="en-GB"/>
+        </w:rPr>
+      </w:pPr>
+      <w:r>
+        <w:rPr>
+          <w:rFonts w:ascii="Consolas" w:eastAsia="Times New Roman" w:hAnsi="Consolas" w:cs="Times New Roman"/>
+          <w:color w:val="BBBEBF"/>
+          <w:sz w:val="21"/>
+          <w:szCs w:val="21"/>
+          <w:lang w:eastAsia="en-GB"/>
+        </w:rPr>
+        <w:t>using namespace std;</w:t>
+      </w:r>
+    </w:p>
+    <w:p>
+      <w:pPr>
+        <w:shd w:val="clear" w:color="auto" w:fill="121314"/>
+        <w:spacing w:after="0" w:line="285" w:lineRule="atLeast"/>
+        <w:rPr>
+          <w:rFonts w:ascii="Consolas" w:eastAsia="Times New Roman" w:hAnsi="Consolas" w:cs="Times New Roman"/>
+          <w:color w:val="BBBEBF"/>
+          <w:sz w:val="21"/>
+          <w:szCs w:val="21"/>
+          <w:lang w:eastAsia="en-GB"/>
+        </w:rPr>
+      </w:pPr>
+    </w:p>
+    <w:p>
+      <w:pPr>
+        <w:shd w:val="clear" w:color="auto" w:fill="121314"/>
+        <w:spacing w:after="0" w:line="285" w:lineRule="atLeast"/>
+        <w:rPr>
+          <w:rFonts w:ascii="Consolas" w:eastAsia="Times New Roman" w:hAnsi="Consolas" w:cs="Times New Roman"/>
+          <w:color w:val="BBBEBF"/>
+          <w:sz w:val="21"/>
+          <w:szCs w:val="21"/>
+          <w:lang w:eastAsia="en-GB"/>
+        </w:rPr>
+      </w:pPr>
+      <w:r>
+        <w:rPr>
+          <w:rFonts w:ascii="Consolas" w:eastAsia="Times New Roman" w:hAnsi="Consolas" w:cs="Times New Roman"/>
+          <w:color w:val="BBBEBF"/>
+          <w:sz w:val="21"/>
+          <w:szCs w:val="21"/>
+          <w:lang w:eastAsia="en-GB"/>
+        </w:rPr>
+        <w:t>int main() {</w:t>
+      </w:r>
+    </w:p>
+    <w:p>
+      <w:pPr>
+        <w:shd w:val="clear" w:color="auto" w:fill="121314"/>
+        <w:spacing w:after="0" w:line="285" w:lineRule="atLeast"/>
+        <w:rPr>
+          <w:rFonts w:ascii="Consolas" w:eastAsia="Times New Roman" w:hAnsi="Consolas" w:cs="Times New Roman"/>
+          <w:color w:val="BBBEBF"/>
+          <w:sz w:val="21"/>
+          <w:szCs w:val="21"/>
+          <w:lang w:eastAsia="en-GB"/>
+        </w:rPr>
+      </w:pPr>
+      <w:r>
+        <w:rPr>
+          <w:rFonts w:ascii="Consolas" w:eastAsia="Times New Roman" w:hAnsi="Consolas" w:cs="Times New Roman"/>
+          <w:color w:val="BBBEBF"/>
+          <w:sz w:val="21"/>
+          <w:szCs w:val="21"/>
+          <w:lang w:eastAsia="en-GB"/>
+        </w:rPr>
+        <w:t xml:space="preserve">    setlocale(LC_ALL, "UKR");</w:t>
+      </w:r>
+    </w:p>
+    <w:p>
+      <w:pPr>
+        <w:shd w:val="clear" w:color="auto" w:fill="121314"/>
+        <w:spacing w:after="0" w:line="285" w:lineRule="atLeast"/>
+        <w:rPr>
+          <w:rFonts w:ascii="Consolas" w:eastAsia="Times New Roman" w:hAnsi="Consolas" w:cs="Times New Roman"/>
+          <w:color w:val="BBBEBF"/>
+          <w:sz w:val="21"/>
+          <w:szCs w:val="21"/>
+          <w:lang w:eastAsia="en-GB"/>
+        </w:rPr>
+      </w:pPr>
+      <w:r>
+        <w:rPr>
+          <w:rFonts w:ascii="Consolas" w:eastAsia="Times New Roman" w:hAnsi="Consolas" w:cs="Times New Roman"/>
+          <w:color w:val="BBBEBF"/>
+          <w:sz w:val="21"/>
+          <w:szCs w:val="21"/>
+          <w:lang w:eastAsia="en-GB"/>
+        </w:rPr>
+        <w:t xml:space="preserve">    int x, y;</w:t>
+      </w:r>
+    </w:p>
+    <w:p>
+      <w:pPr>
+        <w:shd w:val="clear" w:color="auto" w:fill="121314"/>
+        <w:spacing w:after="0" w:line="285" w:lineRule="atLeast"/>
+        <w:rPr>
+          <w:rFonts w:ascii="Consolas" w:eastAsia="Times New Roman" w:hAnsi="Consolas" w:cs="Times New Roman"/>
+          <w:color w:val="BBBEBF"/>
+          <w:sz w:val="21"/>
+          <w:szCs w:val="21"/>
+          <w:lang w:eastAsia="en-GB"/>
+        </w:rPr>
+      </w:pPr>
+    </w:p>
+    <w:p>
+      <w:pPr>
+        <w:shd w:val="clear" w:color="auto" w:fill="121314"/>
+        <w:spacing w:after="0" w:line="285" w:lineRule="atLeast"/>
+        <w:rPr>
+          <w:rFonts w:ascii="Consolas" w:eastAsia="Times New Roman" w:hAnsi="Consolas" w:cs="Times New Roman"/>
+          <w:color w:val="BBBEBF"/>
+          <w:sz w:val="21"/>
+          <w:szCs w:val="21"/>
+          <w:lang w:eastAsia="en-GB"/>
+        </w:rPr>
+      </w:pPr>
+      <w:r>
+        <w:rPr>
+          <w:rFonts w:ascii="Consolas" w:eastAsia="Times New Roman" w:hAnsi="Consolas" w:cs="Times New Roman"/>
+          <w:color w:val="BBBEBF"/>
+          <w:sz w:val="21"/>
+          <w:szCs w:val="21"/>
+          <w:lang w:eastAsia="en-GB"/>
+        </w:rPr>
+        <w:t xml:space="preserve">    cout &lt;&lt; "Введiть x: ";</w:t>
+      </w:r>
+    </w:p>
+    <w:p>
+      <w:pPr>
+        <w:shd w:val="clear" w:color="auto" w:fill="121314"/>
+        <w:spacing w:after="0" w:line="285" w:lineRule="atLeast"/>
+        <w:rPr>
+          <w:rFonts w:ascii="Consolas" w:eastAsia="Times New Roman" w:hAnsi="Consolas" w:cs="Times New Roman"/>
+          <w:color w:val="BBBEBF"/>
+          <w:sz w:val="21"/>
+          <w:szCs w:val="21"/>
+          <w:lang w:eastAsia="en-GB"/>
+        </w:rPr>
+      </w:pPr>
+      <w:r>
+        <w:rPr>
+          <w:rFonts w:ascii="Consolas" w:eastAsia="Times New Roman" w:hAnsi="Consolas" w:cs="Times New Roman"/>
+          <w:color w:val="BBBEBF"/>
+          <w:sz w:val="21"/>
+          <w:szCs w:val="21"/>
+          <w:lang w:eastAsia="en-GB"/>
+        </w:rPr>
+        <w:t xml:space="preserve">    cin &gt;&gt; x;</w:t>
+      </w:r>
+    </w:p>
+    <w:p>
+      <w:pPr>
+        <w:shd w:val="clear" w:color="auto" w:fill="121314"/>
+        <w:spacing w:after="0" w:line="285" w:lineRule="atLeast"/>
+        <w:rPr>
+          <w:rFonts w:ascii="Consolas" w:eastAsia="Times New Roman" w:hAnsi="Consolas" w:cs="Times New Roman"/>
+          <w:color w:val="BBBEBF"/>
+          <w:sz w:val="21"/>
+          <w:szCs w:val="21"/>
+          <w:lang w:eastAsia="en-GB"/>
+        </w:rPr>
+      </w:pPr>
+    </w:p>
+    <w:p>
+      <w:pPr>
+        <w:shd w:val="clear" w:color="auto" w:fill="121314"/>
+        <w:spacing w:after="0" w:line="285" w:lineRule="atLeast"/>
+        <w:rPr>
+          <w:rFonts w:ascii="Consolas" w:eastAsia="Times New Roman" w:hAnsi="Consolas" w:cs="Times New Roman"/>
+          <w:color w:val="BBBEBF"/>
+          <w:sz w:val="21"/>
+          <w:szCs w:val="21"/>
+          <w:lang w:eastAsia="en-GB"/>
+        </w:rPr>
+      </w:pPr>
+      <w:r>
+        <w:rPr>
+          <w:rFonts w:ascii="Consolas" w:eastAsia="Times New Roman" w:hAnsi="Consolas" w:cs="Times New Roman"/>
+          <w:color w:val="BBBEBF"/>
+          <w:sz w:val="21"/>
+          <w:szCs w:val="21"/>
+          <w:lang w:eastAsia="en-GB"/>
+        </w:rPr>
+        <w:t xml:space="preserve">    if ((x &gt; -10 &amp;&amp; x &lt;= -5) || (x &gt; 5 &amp;&amp; x &lt;= 15)) {</w:t>
       </w:r>
     </w:p>
     <w:p>
@@ -4336,73 +2994,7 @@
           <w:szCs w:val="21"/>
           <w:lang w:eastAsia="en-GB"/>
         </w:rPr>
-        <w:t xml:space="preserve">        </w:t>
-      </w:r>
-      <w:proofErr w:type="spellStart"/>
-      <w:r>
-        <w:rPr>
-          <w:rFonts w:ascii="Consolas" w:eastAsia="Times New Roman" w:hAnsi="Consolas" w:cs="Times New Roman"/>
-          <w:color w:val="BBBEBF"/>
-          <w:sz w:val="21"/>
-          <w:szCs w:val="21"/>
-          <w:lang w:eastAsia="en-GB"/>
-        </w:rPr>
-        <w:t>cout</w:t>
-      </w:r>
-      <w:proofErr w:type="spellEnd"/>
-      <w:r>
-        <w:rPr>
-          <w:rFonts w:ascii="Consolas" w:eastAsia="Times New Roman" w:hAnsi="Consolas" w:cs="Times New Roman"/>
-          <w:color w:val="BBBEBF"/>
-          <w:sz w:val="21"/>
-          <w:szCs w:val="21"/>
-          <w:lang w:eastAsia="en-GB"/>
-        </w:rPr>
-        <w:t xml:space="preserve"> </w:t>
-      </w:r>
-      <w:proofErr w:type="gramStart"/>
-      <w:r>
-        <w:rPr>
-          <w:rFonts w:ascii="Consolas" w:eastAsia="Times New Roman" w:hAnsi="Consolas" w:cs="Times New Roman"/>
-          <w:color w:val="BBBEBF"/>
-          <w:sz w:val="21"/>
-          <w:szCs w:val="21"/>
-          <w:lang w:eastAsia="en-GB"/>
-        </w:rPr>
-        <w:t>&lt;&lt; "</w:t>
-      </w:r>
-      <w:proofErr w:type="gramEnd"/>
-      <w:r>
-        <w:rPr>
-          <w:rFonts w:ascii="Consolas" w:eastAsia="Times New Roman" w:hAnsi="Consolas" w:cs="Times New Roman"/>
-          <w:color w:val="BBBEBF"/>
-          <w:sz w:val="21"/>
-          <w:szCs w:val="21"/>
-          <w:lang w:eastAsia="en-GB"/>
-        </w:rPr>
-        <w:t xml:space="preserve">y = " </w:t>
-      </w:r>
-      <w:proofErr w:type="gramStart"/>
-      <w:r>
-        <w:rPr>
-          <w:rFonts w:ascii="Consolas" w:eastAsia="Times New Roman" w:hAnsi="Consolas" w:cs="Times New Roman"/>
-          <w:color w:val="BBBEBF"/>
-          <w:sz w:val="21"/>
-          <w:szCs w:val="21"/>
-          <w:lang w:eastAsia="en-GB"/>
-        </w:rPr>
-        <w:t>&lt;&lt; y</w:t>
-      </w:r>
-      <w:proofErr w:type="gramEnd"/>
-      <w:r>
-        <w:rPr>
-          <w:rFonts w:ascii="Consolas" w:eastAsia="Times New Roman" w:hAnsi="Consolas" w:cs="Times New Roman"/>
-          <w:color w:val="BBBEBF"/>
-          <w:sz w:val="21"/>
-          <w:szCs w:val="21"/>
-          <w:lang w:eastAsia="en-GB"/>
-        </w:rPr>
-        <w:t>;</w:t>
+        <w:t xml:space="preserve">        cout &lt;&lt; "y = " &lt;&lt; y;</w:t>
       </w:r>
     </w:p>
     <w:p>
@@ -4448,73 +3040,7 @@
           <w:szCs w:val="21"/>
           <w:lang w:eastAsia="en-GB"/>
         </w:rPr>
-        <w:t xml:space="preserve">    </w:t>
-      </w:r>
-      <w:proofErr w:type="spellStart"/>
-      <w:r>
-        <w:rPr>
-          <w:rFonts w:ascii="Consolas" w:eastAsia="Times New Roman" w:hAnsi="Consolas" w:cs="Times New Roman"/>
-          <w:color w:val="BBBEBF"/>
-          <w:sz w:val="21"/>
-          <w:szCs w:val="21"/>
-          <w:lang w:eastAsia="en-GB"/>
-        </w:rPr>
-        <w:t>else</w:t>
-      </w:r>
-      <w:proofErr w:type="spellEnd"/>
-      <w:r>
-        <w:rPr>
-          <w:rFonts w:ascii="Consolas" w:eastAsia="Times New Roman" w:hAnsi="Consolas" w:cs="Times New Roman"/>
-          <w:color w:val="BBBEBF"/>
-          <w:sz w:val="21"/>
-          <w:szCs w:val="21"/>
-          <w:lang w:eastAsia="en-GB"/>
-        </w:rPr>
-        <w:t xml:space="preserve"> </w:t>
-      </w:r>
-      <w:proofErr w:type="spellStart"/>
-      <w:r>
-        <w:rPr>
-          <w:rFonts w:ascii="Consolas" w:eastAsia="Times New Roman" w:hAnsi="Consolas" w:cs="Times New Roman"/>
-          <w:color w:val="BBBEBF"/>
-          <w:sz w:val="21"/>
-          <w:szCs w:val="21"/>
-          <w:lang w:eastAsia="en-GB"/>
-        </w:rPr>
-        <w:t>if</w:t>
-      </w:r>
-      <w:proofErr w:type="spellEnd"/>
-      <w:r>
-        <w:rPr>
-          <w:rFonts w:ascii="Consolas" w:eastAsia="Times New Roman" w:hAnsi="Consolas" w:cs="Times New Roman"/>
-          <w:color w:val="BBBEBF"/>
-          <w:sz w:val="21"/>
-          <w:szCs w:val="21"/>
-          <w:lang w:eastAsia="en-GB"/>
-        </w:rPr>
-        <w:t xml:space="preserve"> (</w:t>
-      </w:r>
-      <w:proofErr w:type="gramStart"/>
-      <w:r>
-        <w:rPr>
-          <w:rFonts w:ascii="Consolas" w:eastAsia="Times New Roman" w:hAnsi="Consolas" w:cs="Times New Roman"/>
-          <w:color w:val="BBBEBF"/>
-          <w:sz w:val="21"/>
-          <w:szCs w:val="21"/>
-          <w:lang w:eastAsia="en-GB"/>
-        </w:rPr>
-        <w:t>x &gt;</w:t>
-      </w:r>
-      <w:proofErr w:type="gramEnd"/>
-      <w:r>
-        <w:rPr>
-          <w:rFonts w:ascii="Consolas" w:eastAsia="Times New Roman" w:hAnsi="Consolas" w:cs="Times New Roman"/>
-          <w:color w:val="BBBEBF"/>
-          <w:sz w:val="21"/>
-          <w:szCs w:val="21"/>
-          <w:lang w:eastAsia="en-GB"/>
-        </w:rPr>
-        <w:t>= 25)</w:t>
+        <w:t xml:space="preserve">    else if (x &gt;= 25)</w:t>
       </w:r>
     </w:p>
     <w:p>
@@ -4583,73 +3109,7 @@
           <w:szCs w:val="21"/>
           <w:lang w:eastAsia="en-GB"/>
         </w:rPr>
-        <w:t xml:space="preserve">        </w:t>
-      </w:r>
-      <w:proofErr w:type="spellStart"/>
-      <w:r>
-        <w:rPr>
-          <w:rFonts w:ascii="Consolas" w:eastAsia="Times New Roman" w:hAnsi="Consolas" w:cs="Times New Roman"/>
-          <w:color w:val="BBBEBF"/>
-          <w:sz w:val="21"/>
-          <w:szCs w:val="21"/>
-          <w:lang w:eastAsia="en-GB"/>
-        </w:rPr>
-        <w:t>cout</w:t>
-      </w:r>
-      <w:proofErr w:type="spellEnd"/>
-      <w:r>
-        <w:rPr>
-          <w:rFonts w:ascii="Consolas" w:eastAsia="Times New Roman" w:hAnsi="Consolas" w:cs="Times New Roman"/>
-          <w:color w:val="BBBEBF"/>
-          <w:sz w:val="21"/>
-          <w:szCs w:val="21"/>
-          <w:lang w:eastAsia="en-GB"/>
-        </w:rPr>
-        <w:t xml:space="preserve"> </w:t>
-      </w:r>
-      <w:proofErr w:type="gramStart"/>
-      <w:r>
-        <w:rPr>
-          <w:rFonts w:ascii="Consolas" w:eastAsia="Times New Roman" w:hAnsi="Consolas" w:cs="Times New Roman"/>
-          <w:color w:val="BBBEBF"/>
-          <w:sz w:val="21"/>
-          <w:szCs w:val="21"/>
-          <w:lang w:eastAsia="en-GB"/>
-        </w:rPr>
-        <w:t>&lt;&lt; "</w:t>
-      </w:r>
-      <w:proofErr w:type="gramEnd"/>
-      <w:r>
-        <w:rPr>
-          <w:rFonts w:ascii="Consolas" w:eastAsia="Times New Roman" w:hAnsi="Consolas" w:cs="Times New Roman"/>
-          <w:color w:val="BBBEBF"/>
-          <w:sz w:val="21"/>
-          <w:szCs w:val="21"/>
-          <w:lang w:eastAsia="en-GB"/>
-        </w:rPr>
-        <w:t xml:space="preserve">y = " </w:t>
-      </w:r>
-      <w:proofErr w:type="gramStart"/>
-      <w:r>
-        <w:rPr>
-          <w:rFonts w:ascii="Consolas" w:eastAsia="Times New Roman" w:hAnsi="Consolas" w:cs="Times New Roman"/>
-          <w:color w:val="BBBEBF"/>
-          <w:sz w:val="21"/>
-          <w:szCs w:val="21"/>
-          <w:lang w:eastAsia="en-GB"/>
-        </w:rPr>
-        <w:t>&lt;&lt; y</w:t>
-      </w:r>
-      <w:proofErr w:type="gramEnd"/>
-      <w:r>
-        <w:rPr>
-          <w:rFonts w:ascii="Consolas" w:eastAsia="Times New Roman" w:hAnsi="Consolas" w:cs="Times New Roman"/>
-          <w:color w:val="BBBEBF"/>
-          <w:sz w:val="21"/>
-          <w:szCs w:val="21"/>
-          <w:lang w:eastAsia="en-GB"/>
-        </w:rPr>
-        <w:t>;</w:t>
+        <w:t xml:space="preserve">        cout &lt;&lt; "y = " &lt;&lt; y;</w:t>
       </w:r>
     </w:p>
     <w:p>
@@ -4695,153 +3155,53 @@
           <w:szCs w:val="21"/>
           <w:lang w:eastAsia="en-GB"/>
         </w:rPr>
-        <w:t xml:space="preserve">    </w:t>
-      </w:r>
-      <w:proofErr w:type="spellStart"/>
-      <w:r>
-        <w:rPr>
-          <w:rFonts w:ascii="Consolas" w:eastAsia="Times New Roman" w:hAnsi="Consolas" w:cs="Times New Roman"/>
-          <w:color w:val="BBBEBF"/>
-          <w:sz w:val="21"/>
-          <w:szCs w:val="21"/>
-          <w:lang w:eastAsia="en-GB"/>
-        </w:rPr>
-        <w:t>else</w:t>
-      </w:r>
-      <w:proofErr w:type="spellEnd"/>
-    </w:p>
-    <w:p>
-      <w:pPr>
-        <w:shd w:val="clear" w:color="auto" w:fill="121314"/>
-        <w:spacing w:after="0" w:line="285" w:lineRule="atLeast"/>
-        <w:rPr>
-          <w:rFonts w:ascii="Consolas" w:eastAsia="Times New Roman" w:hAnsi="Consolas" w:cs="Times New Roman"/>
-          <w:color w:val="BBBEBF"/>
-          <w:sz w:val="21"/>
-          <w:szCs w:val="21"/>
-          <w:lang w:eastAsia="en-GB"/>
-        </w:rPr>
-      </w:pPr>
-      <w:r>
-        <w:rPr>
-          <w:rFonts w:ascii="Consolas" w:eastAsia="Times New Roman" w:hAnsi="Consolas" w:cs="Times New Roman"/>
-          <w:color w:val="BBBEBF"/>
-          <w:sz w:val="21"/>
-          <w:szCs w:val="21"/>
-          <w:lang w:eastAsia="en-GB"/>
-        </w:rPr>
-        <w:t xml:space="preserve">        </w:t>
-      </w:r>
-      <w:proofErr w:type="spellStart"/>
-      <w:r>
-        <w:rPr>
-          <w:rFonts w:ascii="Consolas" w:eastAsia="Times New Roman" w:hAnsi="Consolas" w:cs="Times New Roman"/>
-          <w:color w:val="BBBEBF"/>
-          <w:sz w:val="21"/>
-          <w:szCs w:val="21"/>
-          <w:lang w:eastAsia="en-GB"/>
-        </w:rPr>
-        <w:t>cout</w:t>
-      </w:r>
-      <w:proofErr w:type="spellEnd"/>
-      <w:r>
-        <w:rPr>
-          <w:rFonts w:ascii="Consolas" w:eastAsia="Times New Roman" w:hAnsi="Consolas" w:cs="Times New Roman"/>
-          <w:color w:val="BBBEBF"/>
-          <w:sz w:val="21"/>
-          <w:szCs w:val="21"/>
-          <w:lang w:eastAsia="en-GB"/>
-        </w:rPr>
-        <w:t xml:space="preserve"> </w:t>
-      </w:r>
-      <w:proofErr w:type="gramStart"/>
-      <w:r>
-        <w:rPr>
-          <w:rFonts w:ascii="Consolas" w:eastAsia="Times New Roman" w:hAnsi="Consolas" w:cs="Times New Roman"/>
-          <w:color w:val="BBBEBF"/>
-          <w:sz w:val="21"/>
-          <w:szCs w:val="21"/>
-          <w:lang w:eastAsia="en-GB"/>
-        </w:rPr>
-        <w:t>&lt;&lt; "</w:t>
-      </w:r>
-      <w:proofErr w:type="gramEnd"/>
-      <w:r>
-        <w:rPr>
-          <w:rFonts w:ascii="Consolas" w:eastAsia="Times New Roman" w:hAnsi="Consolas" w:cs="Times New Roman"/>
-          <w:color w:val="BBBEBF"/>
-          <w:sz w:val="21"/>
-          <w:szCs w:val="21"/>
-          <w:lang w:eastAsia="en-GB"/>
-        </w:rPr>
-        <w:t xml:space="preserve">x не входить в область </w:t>
-      </w:r>
-      <w:proofErr w:type="spellStart"/>
-      <w:r>
-        <w:rPr>
-          <w:rFonts w:ascii="Consolas" w:eastAsia="Times New Roman" w:hAnsi="Consolas" w:cs="Times New Roman"/>
-          <w:color w:val="BBBEBF"/>
-          <w:sz w:val="21"/>
-          <w:szCs w:val="21"/>
-          <w:lang w:eastAsia="en-GB"/>
-        </w:rPr>
-        <w:t>визначення</w:t>
-      </w:r>
-      <w:proofErr w:type="spellEnd"/>
-      <w:r>
-        <w:rPr>
-          <w:rFonts w:ascii="Consolas" w:eastAsia="Times New Roman" w:hAnsi="Consolas" w:cs="Times New Roman"/>
-          <w:color w:val="BBBEBF"/>
-          <w:sz w:val="21"/>
-          <w:szCs w:val="21"/>
-          <w:lang w:eastAsia="en-GB"/>
-        </w:rPr>
-        <w:t>";</w:t>
-      </w:r>
-    </w:p>
-    <w:p>
-      <w:pPr>
-        <w:shd w:val="clear" w:color="auto" w:fill="121314"/>
-        <w:spacing w:after="0" w:line="285" w:lineRule="atLeast"/>
-        <w:rPr>
-          <w:rFonts w:ascii="Consolas" w:eastAsia="Times New Roman" w:hAnsi="Consolas" w:cs="Times New Roman"/>
-          <w:color w:val="BBBEBF"/>
-          <w:sz w:val="21"/>
-          <w:szCs w:val="21"/>
-          <w:lang w:eastAsia="en-GB"/>
-        </w:rPr>
-      </w:pPr>
-      <w:r>
-        <w:rPr>
-          <w:rFonts w:ascii="Consolas" w:eastAsia="Times New Roman" w:hAnsi="Consolas" w:cs="Times New Roman"/>
-          <w:color w:val="BBBEBF"/>
-          <w:sz w:val="21"/>
-          <w:szCs w:val="21"/>
-          <w:lang w:eastAsia="en-GB"/>
-        </w:rPr>
-        <w:t xml:space="preserve">    </w:t>
-      </w:r>
-      <w:proofErr w:type="spellStart"/>
-      <w:r>
-        <w:rPr>
-          <w:rFonts w:ascii="Consolas" w:eastAsia="Times New Roman" w:hAnsi="Consolas" w:cs="Times New Roman"/>
-          <w:color w:val="BBBEBF"/>
-          <w:sz w:val="21"/>
-          <w:szCs w:val="21"/>
-          <w:lang w:eastAsia="en-GB"/>
-        </w:rPr>
-        <w:t>return</w:t>
-      </w:r>
-      <w:proofErr w:type="spellEnd"/>
-      <w:r>
-        <w:rPr>
-          <w:rFonts w:ascii="Consolas" w:eastAsia="Times New Roman" w:hAnsi="Consolas" w:cs="Times New Roman"/>
-          <w:color w:val="BBBEBF"/>
-          <w:sz w:val="21"/>
-          <w:szCs w:val="21"/>
-          <w:lang w:eastAsia="en-GB"/>
-        </w:rPr>
-        <w:t xml:space="preserve"> 0;</w:t>
+        <w:t xml:space="preserve">    else</w:t>
+      </w:r>
+    </w:p>
+    <w:p>
+      <w:pPr>
+        <w:shd w:val="clear" w:color="auto" w:fill="121314"/>
+        <w:spacing w:after="0" w:line="285" w:lineRule="atLeast"/>
+        <w:rPr>
+          <w:rFonts w:ascii="Consolas" w:eastAsia="Times New Roman" w:hAnsi="Consolas" w:cs="Times New Roman"/>
+          <w:color w:val="BBBEBF"/>
+          <w:sz w:val="21"/>
+          <w:szCs w:val="21"/>
+          <w:lang w:eastAsia="en-GB"/>
+        </w:rPr>
+      </w:pPr>
+      <w:r>
+        <w:rPr>
+          <w:rFonts w:ascii="Consolas" w:eastAsia="Times New Roman" w:hAnsi="Consolas" w:cs="Times New Roman"/>
+          <w:color w:val="BBBEBF"/>
+          <w:sz w:val="21"/>
+          <w:szCs w:val="21"/>
+          <w:lang w:eastAsia="en-GB"/>
+        </w:rPr>
+        <w:t xml:space="preserve">        cout &lt;&lt; "x не входить в область визначення";</w:t>
+      </w:r>
+    </w:p>
+    <w:p>
+      <w:pPr>
+        <w:shd w:val="clear" w:color="auto" w:fill="121314"/>
+        <w:spacing w:after="0" w:line="285" w:lineRule="atLeast"/>
+        <w:rPr>
+          <w:rFonts w:ascii="Consolas" w:eastAsia="Times New Roman" w:hAnsi="Consolas" w:cs="Times New Roman"/>
+          <w:color w:val="BBBEBF"/>
+          <w:sz w:val="21"/>
+          <w:szCs w:val="21"/>
+          <w:lang w:eastAsia="en-GB"/>
+        </w:rPr>
+      </w:pPr>
+      <w:r>
+        <w:rPr>
+          <w:rFonts w:ascii="Consolas" w:eastAsia="Times New Roman" w:hAnsi="Consolas" w:cs="Times New Roman"/>
+          <w:color w:val="BBBEBF"/>
+          <w:sz w:val="21"/>
+          <w:szCs w:val="21"/>
+          <w:lang w:eastAsia="en-GB"/>
+        </w:rPr>
+        <w:t xml:space="preserve">    return 0;</w:t>
       </w:r>
     </w:p>
     <w:p>
@@ -6084,6 +4444,7 @@
   <w:style w:type="character" w:default="1" w:styleId="a0">
     <w:name w:val="Default Paragraph Font"/>
     <w:uiPriority w:val="1"/>
+    <w:semiHidden/>
     <w:unhideWhenUsed/>
   </w:style>
   <w:style w:type="table" w:default="1" w:styleId="a1">
